--- a/EditorDeArquivos/modificado.docx
+++ b/EditorDeArquivos/modificado.docx
@@ -1,7 +1,21 @@
 
 <file path=word/document.xml><?xml version="1.0" encoding="utf-8"?>
-<w:document xmlns:w="http://schemas.openxmlformats.org/wordprocessingml/2006/main" xmlns:w15="http://schemas.microsoft.com/office/word/2012/wordml" xmlns:r="http://schemas.openxmlformats.org/officeDocument/2006/relationships" xmlns:m="http://schemas.openxmlformats.org/officeDocument/2006/math" xmlns:w14="http://schemas.microsoft.com/office/word/2010/wordml" xmlns:wp="http://schemas.openxmlformats.org/drawingml/2006/wordprocessingDrawing" xmlns:a="http://schemas.openxmlformats.org/drawingml/2006/main" xmlns:wp14="http://schemas.microsoft.com/office/word/2010/wordprocessingDrawing" xmlns:mc="http://schemas.openxmlformats.org/markup-compatibility/2006" xmlns:sl="http://schemas.openxmlformats.org/schemaLibrary/2006/main" xmlns:wne="http://schemas.microsoft.com/office/word/2006/wordml" xmlns:c="http://schemas.openxmlformats.org/drawingml/2006/chart" xmlns:cdr="http://schemas.openxmlformats.org/drawingml/2006/chartDrawing" xmlns:c14="http://schemas.microsoft.com/office/drawing/2007/8/2/chart" xmlns:dgm="http://schemas.openxmlformats.org/drawingml/2006/diagram" xmlns:pic="http://schemas.openxmlformats.org/drawingml/2006/picture" xmlns:xdr="http://schemas.openxmlformats.org/drawingml/2006/spreadsheetDrawing" xmlns:dsp="http://schemas.microsoft.com/office/drawing/2008/diagram" xmlns:xvml="urn:schemas-microsoft-com:office:excel" xmlns:o="urn:schemas-microsoft-com:office:office" xmlns:v="urn:schemas-microsoft-com:vml" xmlns:w10="urn:schemas-microsoft-com:office:word" xmlns:pvml="urn:schemas-microsoft-com:office:powerpoint" xmlns:cppr="http://schemas.microsoft.com/office/2006/coverPageProps" xmlns:odx="http://opendope.org/xpaths" xmlns:odc="http://opendope.org/conditions" xmlns:odq="http://opendope.org/questions" xmlns:oda="http://opendope.org/answers" xmlns:odi="http://opendope.org/components" xmlns:odgm="http://opendope.org/SmartArt/DataHierarchy" xmlns:b="http://schemas.openxmlformats.org/officeDocument/2006/bibliography" xmlns:w16se="http://schemas.microsoft.com/office/word/2015/wordml/symex" xmlns:w16cid="http://schemas.microsoft.com/office/word/2016/wordml/cid" xmlns:wetp="http://schemas.microsoft.com/office/webextensions/taskpanes/2010/11" xmlns:we="http://schemas.microsoft.com/office/webextensions/webextension/2010/11" xmlns:comp="http://schemas.openxmlformats.org/drawingml/2006/compatibility" xmlns:lc="http://schemas.openxmlformats.org/drawingml/2006/lockedCanvas" mc:Ignorable="w14 wp14">
+<w:document xmlns:w="http://schemas.openxmlformats.org/wordprocessingml/2006/main" xmlns:r="http://schemas.openxmlformats.org/officeDocument/2006/relationships" xmlns:w14="http://schemas.microsoft.com/office/word/2010/wordml" xmlns:wp="http://schemas.openxmlformats.org/drawingml/2006/wordprocessingDrawing" xmlns:a="http://schemas.openxmlformats.org/drawingml/2006/main" xmlns:wp14="http://schemas.microsoft.com/office/word/2010/wordprocessingDrawing" xmlns:m="http://schemas.openxmlformats.org/officeDocument/2006/math" xmlns:w15="http://schemas.microsoft.com/office/word/2012/wordml" xmlns:mc="http://schemas.openxmlformats.org/markup-compatibility/2006" xmlns:a14="http://schemas.microsoft.com/office/drawing/2010/main" xmlns:sl="http://schemas.openxmlformats.org/schemaLibrary/2006/main" xmlns:wne="http://schemas.microsoft.com/office/word/2006/wordml" xmlns:c="http://schemas.openxmlformats.org/drawingml/2006/chart" xmlns:cdr="http://schemas.openxmlformats.org/drawingml/2006/chartDrawing" xmlns:c14="http://schemas.microsoft.com/office/drawing/2007/8/2/chart" xmlns:dgm="http://schemas.openxmlformats.org/drawingml/2006/diagram" xmlns:pic="http://schemas.openxmlformats.org/drawingml/2006/picture" xmlns:xdr="http://schemas.openxmlformats.org/drawingml/2006/spreadsheetDrawing" xmlns:dsp="http://schemas.microsoft.com/office/drawing/2008/diagram" xmlns:xvml="urn:schemas-microsoft-com:office:excel" xmlns:o="urn:schemas-microsoft-com:office:office" xmlns:v="urn:schemas-microsoft-com:vml" xmlns:w10="urn:schemas-microsoft-com:office:word" xmlns:pvml="urn:schemas-microsoft-com:office:powerpoint" xmlns:cppr="http://schemas.microsoft.com/office/2006/coverPageProps" xmlns:odx="http://opendope.org/xpaths" xmlns:odc="http://opendope.org/conditions" xmlns:odq="http://opendope.org/questions" xmlns:oda="http://opendope.org/answers" xmlns:odi="http://opendope.org/components" xmlns:odgm="http://opendope.org/SmartArt/DataHierarchy" xmlns:b="http://schemas.openxmlformats.org/officeDocument/2006/bibliography" xmlns:msink="http://schemas.microsoft.com/ink/2010/main" xmlns:cdr14="http://schemas.microsoft.com/office/drawing/2010/chartDrawing" xmlns:c15="http://schemas.microsoft.com/office/drawing/2012/chart" xmlns:cs="http://schemas.microsoft.com/office/drawing/2012/chartStyle" xmlns:ns38="http://www.w3.org/1998/Math/MathML" xmlns:ns39="http://www.w3.org/2003/InkML" xmlns:a13cmd="http://schemas.microsoft.com/office/drawing/2013/main/command" xmlns:cx="http://schemas.microsoft.com/office/drawing/2014/chartex" xmlns:c16="http://schemas.microsoft.com/office/drawing/2014/chart" xmlns:dgm1611="http://schemas.microsoft.com/office/drawing/2016/11/diagram" xmlns:c173="http://schemas.microsoft.com/office/drawing/2017/03/chart" xmlns:am3d="http://schemas.microsoft.com/office/drawing/2017/model3d" xmlns:an18="http://schemas.microsoft.com/office/drawing/2018/animation" xmlns:anam3d="http://schemas.microsoft.com/office/drawing/2018/animation/model3d" xmlns:iact="http://schemas.microsoft.com/office/powerpoint/2014/inkAction" xmlns:thm15="http://schemas.microsoft.com/office/thememl/2012/main" xmlns:wps="http://schemas.microsoft.com/office/word/2010/wordprocessingShape" xmlns:wpc="http://schemas.microsoft.com/office/word/2010/wordprocessingCanvas" xmlns:wpg="http://schemas.microsoft.com/office/word/2010/wordprocessingGroup" xmlns:w16se="http://schemas.microsoft.com/office/word/2015/wordml/symex" xmlns:w16cid="http://schemas.microsoft.com/office/word/2016/wordml/cid" xmlns:wetp="http://schemas.microsoft.com/office/webextensions/taskpanes/2010/11" xmlns:we="http://schemas.microsoft.com/office/webextensions/webextension/2010/11" xmlns:comp="http://schemas.openxmlformats.org/drawingml/2006/compatibility" xmlns:lc="http://schemas.openxmlformats.org/drawingml/2006/lockedCanvas" xmlns:dgm14="http://schemas.microsoft.com/office/drawing/2010/diagram" xmlns:a15="http://schemas.microsoft.com/office/drawing/2012/main" xmlns:pic14="http://schemas.microsoft.com/office/drawing/2010/picture" xmlns:c16ac="http://schemas.microsoft.com/office/drawing/2014/chart/ac" xmlns:a16="http://schemas.microsoft.com/office/drawing/2014/main" xmlns:a1611="http://schemas.microsoft.com/office/drawing/2016/11/main" xmlns:dgm1612="http://schemas.microsoft.com/office/drawing/2016/12/diagram" xmlns:a16svg="http://schemas.microsoft.com/office/drawing/2016/SVG/main" xmlns:adec="http://schemas.microsoft.com/office/drawing/2017/decorative" xmlns:a18hc="http://schemas.microsoft.com/office/drawing/2018/hyperlinkcolor" xmlns:wp15="http://schemas.microsoft.com/office/word/2012/wordprocessingDrawing" mc:Ignorable="w14 wp14 w15">
   <w:body>
+    <!-- Modified by docx4j 8.3.15 (Apache licensed) using REFERENCE JAXB in Oracle Java 1.8.0_202 on Linux -->
+    <w:p>
+      <w:pPr>
+        <w:pStyle w:val="Normal"/>
+        <w:jc w:val="center"/>
+        <w:rPr/>
+      </w:pPr>
+      <w:r>
+        <w:rPr>
+          <w:b/>
+        </w:rPr>
+        <w:t xml:space="preserve">Contrato de Prestação de Serviços de Marketing Digital </w:t>
+      </w:r>
+    </w:p>
     <w:p>
       <w:pPr>
         <w:pStyle w:val="Normal"/>
@@ -14,65 +28,46 @@
         <w:rPr>
           <w:b/>
         </w:rPr>
-        <w:t xml:space="preserve">Contrato de Prestação de Serviços de Marketing Digital </w:t>
-      </w:r>
-    </w:p>
-    <w:p>
-      <w:pPr>
-        <w:pStyle w:val="Normal"/>
-        <w:rPr/>
-      </w:pPr>
-      <w:r>
-        <w:rPr/>
-        <w:t>DEFINIÇÃO: Esse contrato visa documentar a proposta de prestação de serviços, apresentado pela AGÊNCIA e aceito previamente pelo CLENTE contendo todas as informações acerca da metodologia de trabalho, do cronograma de atividades, dos recursos necessários para a execução do serviço, bem como as descrições das condições de pagamento e prazos previamente definidos.</w:t>
-      </w:r>
-    </w:p>
-    <w:p>
-      <w:pPr>
-        <w:pStyle w:val="Normal"/>
-        <w:rPr/>
-      </w:pPr>
-      <w:r>
-        <w:rPr/>
-        <w:t>AGÊNCIA: Casanova Digital , pessoa jurídica de direito privado inscrita na CNPJ sob nº 20.019.971.0001-90, com sede na Rua Goiás, nº 171 Cep 30.130.090 Belo Horizonte,MG , neste ato representada por seu sócio-proprietário, Sálvio Furbino Elias.</w:t>
-      </w:r>
-    </w:p>
-    <w:p>
-      <w:pPr>
-        <w:pStyle w:val="Normal"/>
-        <w:rPr/>
-      </w:pPr>
-      <w:r>
-        <w:rPr/>
-        <w:t xml:space="preserve">CLIENTE: coléeeeeeeeeeeeeeeeeeee coléeeeeeeeeeeeeeeeeeee [nome], CNPJ/CPF: [dados.CONTRATO_DOCUMENTO_EMPRESA], com sede na Rua/Av: [dados.CONTRATO_ENDERECO_EMPRESA] na cidade de [dados.CONTRATO_ENDERECO_CIDADE], neste ato representada por [responsavel].</w:t>
-      </w:r>
-    </w:p>
-    <w:p>
-      <w:pPr>
-        <w:pStyle w:val="Normal"/>
-        <w:rPr/>
-      </w:pPr>
-      <w:r>
-        <w:rPr/>
-        <w:t>Cláusula Primeira – O Objeto do Contrato</w:t>
-      </w:r>
-    </w:p>
-    <w:p>
-      <w:pPr>
-        <w:pStyle w:val="Normal"/>
-        <w:rPr/>
-      </w:pPr>
-      <w:r>
-        <w:rPr/>
-        <w:t>A AGÊNCIA é uma empresa de prestação de Serviços de Consultoria de Marketing Digital e pelo presente instrumento e na melhor forma de direito, obriga-se a executar para o CLIENTE o(s) serviço(s) de:</w:t>
+      </w:r>
+    </w:p>
+    <w:p>
+      <w:pPr>
+        <w:pStyle w:val="Normal"/>
+        <w:jc w:val="center"/>
+        <w:rPr>
+          <w:b/>
+        </w:rPr>
+      </w:pPr>
+      <w:r>
+        <w:rPr>
+          <w:b/>
+        </w:rPr>
+      </w:r>
+    </w:p>
+    <w:p>
+      <w:pPr>
+        <w:pStyle w:val="Normal"/>
+        <w:jc w:val="center"/>
+        <w:rPr>
+          <w:rFonts w:ascii="Arial" w:hAnsi="Arial" w:cs="Arial"/>
+          <w:color w:val="000000"/>
+          <w:sz w:val="32"/>
+        </w:rPr>
+      </w:pPr>
+      <w:r>
+        <w:rPr>
+          <w:rFonts w:ascii="Arial" w:hAnsi="Arial" w:cs="Arial"/>
+          <w:color w:val="000000"/>
+          <w:sz w:val="32"/>
+        </w:rPr>
       </w:r>
     </w:p>
     <w:tbl>
       <w:tblPr>
-        <w:tblStyle w:val="Tabelacomgrade"/>
-        <w:tblW w:w="9428" w:type="dxa"/>
+        <w:tblW w:w="8645" w:type="dxa"/>
         <w:jc w:val="left"/>
-        <w:tblInd w:w="0" w:type="dxa"/>
+        <w:tblInd w:w="108" w:type="dxa"/>
+        <w:tblLayout w:type="fixed"/>
         <w:tblCellMar>
           <w:top w:w="0" w:type="dxa"/>
           <w:left w:w="108" w:type="dxa"/>
@@ -82,22 +77,175 @@
         <w:tblLook w:val="04a0"/>
       </w:tblPr>
       <w:tblGrid>
-        <w:gridCol w:w="2546"/>
-        <w:gridCol w:w="2837"/>
-        <w:gridCol w:w="1961"/>
-        <w:gridCol w:w="2083"/>
+        <w:gridCol w:w="8645"/>
       </w:tblGrid>
       <w:tr>
         <w:trPr/>
         <w:tc>
           <w:tcPr>
-            <w:tcW w:w="2546" w:type="dxa"/>
+            <w:tcW w:w="8645" w:type="dxa"/>
+            <w:tcBorders/>
+            <w:shd w:val="clear" w:fill="auto"/>
+            <w:vAlign w:val="center"/>
+          </w:tcPr>
+          <w:p>
+            <w:pPr>
+              <w:jc w:val="center"/>
+              <w:textAlignment w:val="center"/>
+            </w:pPr>
+            <w:r>
+              <w:drawing>
+                <wp:inline distT="0" distB="0" distL="0" distR="0">
+                  <wp:extent cx="5849620" cy="5849620"/>
+                  <wp:effectExtent l="0" t="0" r="0" b="0"/>
+                  <wp:docPr id="1" name="Filename hint" descr="Alternative text"/>
+                  <wp:cNvGraphicFramePr>
+                    <a:graphicFrameLocks noChangeAspect="true"/>
+                  </wp:cNvGraphicFramePr>
+                  <a:graphic>
+                    <a:graphicData uri="http://schemas.openxmlformats.org/drawingml/2006/picture">
+                      <pic:pic>
+                        <pic:nvPicPr>
+                          <pic:cNvPr id="2" name="Filename hint"/>
+                          <pic:cNvPicPr/>
+                        </pic:nvPicPr>
+                        <pic:blipFill>
+                          <a:blip r:embed="rId12"/>
+                          <a:stretch>
+                            <a:fillRect/>
+                          </a:stretch>
+                        </pic:blipFill>
+                        <pic:spPr>
+                          <a:xfrm>
+                            <a:off x="0" y="0"/>
+                            <a:ext cx="5849620" cy="5849620"/>
+                          </a:xfrm>
+                          <a:prstGeom prst="rect">
+                            <a:avLst/>
+                          </a:prstGeom>
+                        </pic:spPr>
+                      </pic:pic>
+                    </a:graphicData>
+                  </a:graphic>
+                </wp:inline>
+              </w:drawing>
+            </w:r>
+          </w:p>
+        </w:tc>
+      </w:tr>
+    </w:tbl>
+    <w:p>
+      <w:pPr>
+        <w:pStyle w:val="Normal"/>
+        <w:rPr>
+          <w:rFonts w:ascii="Arial" w:hAnsi="Arial" w:cs="Arial"/>
+          <w:i/>
+          <w:color w:val="000000"/>
+          <w:sz w:val="32"/>
+        </w:rPr>
+      </w:pPr>
+      <w:r>
+        <w:rPr>
+          <w:rFonts w:ascii="Arial" w:hAnsi="Arial" w:cs="Arial"/>
+          <w:i/>
+          <w:color w:val="000000"/>
+          <w:sz w:val="32"/>
+        </w:rPr>
+      </w:r>
+    </w:p>
+    <w:p>
+      <w:pPr>
+        <w:pStyle w:val="Normal"/>
+        <w:jc w:val="center"/>
+        <w:rPr>
+          <w:b/>
+        </w:rPr>
+      </w:pPr>
+      <w:r>
+        <w:rPr>
+          <w:b/>
+        </w:rPr>
+      </w:r>
+    </w:p>
+    <w:p>
+      <w:pPr>
+        <w:pStyle w:val="Normal"/>
+        <w:rPr/>
+      </w:pPr>
+      <w:r>
+        <w:rPr/>
+        <w:t>DEFINIÇÃO: Esse contrato visa documentar a proposta de prestação de serviços, apresentado pela AGÊNCIA e aceito previamente pelo CLENTE contendo todas as informações acerca da metodologia de trabalho, do cronograma de atividades, dos recursos necessários para a execução do serviço, bem como as descrições das condições de pagamento e prazos previamente definidos.</w:t>
+      </w:r>
+    </w:p>
+    <w:p>
+      <w:pPr>
+        <w:pStyle w:val="Normal"/>
+        <w:rPr/>
+      </w:pPr>
+      <w:r>
+        <w:rPr/>
+        <w:t>AGÊNCIA: Casanova Digital , pessoa jurídica de direito privado inscrita na CNPJ sob nº 20.019.971.0001-90, com sede na Rua Goiás, nº 171 Cep 30.130.090 Belo Horizonte,MG , neste ato representada por seu sócio-proprietário, Sálvio Furbino Elias.</w:t>
+      </w:r>
+    </w:p>
+    <w:p>
+      <w:pPr>
+        <w:pStyle w:val="Normal"/>
+        <w:rPr/>
+      </w:pPr>
+      <w:r>
+        <w:rPr/>
+        <w:t xml:space="preserve">CLIENTE: coléeeeeeeeeeeeeeeeeeee, CNPJ/CPF: dados.CONTRATO_DOCUMENTO_EMPRESA, com sede na Rua/Av: dados.CONTRATO_ENDERECO_EMPRESA, na cidade de dados.CONTRATO_ENDERECO_CIDADE, neste ato representada por dados.RESPONSAVEL.</w:t>
+      </w:r>
+    </w:p>
+    <w:p>
+      <w:pPr>
+        <w:pStyle w:val="Normal"/>
+        <w:rPr/>
+      </w:pPr>
+      <w:r>
+        <w:rPr/>
+        <w:t>Cláusula Primeira – O Objeto do Contrato</w:t>
+      </w:r>
+    </w:p>
+    <w:p>
+      <w:pPr>
+        <w:pStyle w:val="Normal"/>
+        <w:rPr/>
+      </w:pPr>
+      <w:r>
+        <w:rPr/>
+        <w:t>A AGÊNCIA é uma empresa de prestação de Serviços de Consultoria de Marketing Digital e pelo presente instrumento e na melhor forma de direito, obriga-se a executar para o CLIENTE o(s) serviço(s) de:</w:t>
+      </w:r>
+    </w:p>
+    <w:tbl>
+      <w:tblPr>
+        <w:tblStyle w:val="Tabelacomgrade"/>
+        <w:tblW w:w="9428" w:type="dxa"/>
+        <w:jc w:val="left"/>
+        <w:tblInd w:w="98" w:type="dxa"/>
+        <w:tblLayout w:type="fixed"/>
+        <w:tblCellMar>
+          <w:top w:w="0" w:type="dxa"/>
+          <w:left w:w="93" w:type="dxa"/>
+          <w:bottom w:w="0" w:type="dxa"/>
+          <w:right w:w="108" w:type="dxa"/>
+        </w:tblCellMar>
+        <w:tblLook w:val="04a0"/>
+      </w:tblPr>
+      <w:tblGrid>
+        <w:gridCol w:w="3104"/>
+        <w:gridCol w:w="3373"/>
+        <w:gridCol w:w="1433"/>
+        <w:gridCol w:w="1517"/>
+      </w:tblGrid>
+      <w:tr>
+        <w:trPr/>
+        <w:tc>
+          <w:tcPr>
+            <w:tcW w:w="3104" w:type="dxa"/>
             <w:vMerge w:val="restart"/>
             <w:tcBorders/>
             <w:shd w:val="clear" w:fill="auto"/>
-            <w:tcMar>
-              <w:left w:w="108" w:type="dxa"/>
-            </w:tcMar>
             <w:vAlign w:val="center"/>
           </w:tcPr>
           <w:p>
@@ -105,23 +253,24 @@
               <w:pStyle w:val="Normal"/>
               <w:spacing w:before="0" w:after="160"/>
               <w:jc w:val="center"/>
-              <w:rPr/>
-            </w:pPr>
-            <w:r>
-              <w:rPr/>
+              <w:rPr>
+                <w:sz w:val="20"/>
+              </w:rPr>
+            </w:pPr>
+            <w:r>
+              <w:rPr>
+                <w:sz w:val="20"/>
+              </w:rPr>
               <w:t>SERVIÇO</w:t>
             </w:r>
           </w:p>
         </w:tc>
         <w:tc>
           <w:tcPr>
-            <w:tcW w:w="2837" w:type="dxa"/>
+            <w:tcW w:w="3373" w:type="dxa"/>
             <w:vMerge w:val="restart"/>
             <w:tcBorders/>
             <w:shd w:val="clear" w:fill="auto"/>
-            <w:tcMar>
-              <w:left w:w="108" w:type="dxa"/>
-            </w:tcMar>
             <w:vAlign w:val="center"/>
           </w:tcPr>
           <w:p>
@@ -129,23 +278,24 @@
               <w:pStyle w:val="Normal"/>
               <w:spacing w:before="0" w:after="160"/>
               <w:jc w:val="center"/>
-              <w:rPr/>
-            </w:pPr>
-            <w:r>
-              <w:rPr/>
+              <w:rPr>
+                <w:sz w:val="20"/>
+              </w:rPr>
+            </w:pPr>
+            <w:r>
+              <w:rPr>
+                <w:sz w:val="20"/>
+              </w:rPr>
               <w:t>DESCRIÇÃO</w:t>
             </w:r>
           </w:p>
         </w:tc>
         <w:tc>
           <w:tcPr>
-            <w:tcW w:w="4044" w:type="dxa"/>
+            <w:tcW w:w="2950" w:type="dxa"/>
             <w:gridSpan w:val="2"/>
             <w:tcBorders/>
             <w:shd w:val="clear" w:fill="auto"/>
-            <w:tcMar>
-              <w:left w:w="108" w:type="dxa"/>
-            </w:tcMar>
             <w:vAlign w:val="center"/>
           </w:tcPr>
           <w:p>
@@ -153,10 +303,14 @@
               <w:pStyle w:val="Normal"/>
               <w:spacing w:before="0" w:after="160"/>
               <w:jc w:val="center"/>
-              <w:rPr/>
-            </w:pPr>
-            <w:r>
-              <w:rPr/>
+              <w:rPr>
+                <w:sz w:val="20"/>
+              </w:rPr>
+            </w:pPr>
+            <w:r>
+              <w:rPr>
+                <w:sz w:val="20"/>
+              </w:rPr>
               <w:t>INVESTIMENTO</w:t>
             </w:r>
           </w:p>
@@ -166,13 +320,10 @@
         <w:trPr/>
         <w:tc>
           <w:tcPr>
-            <w:tcW w:w="2546" w:type="dxa"/>
+            <w:tcW w:w="3104" w:type="dxa"/>
             <w:vMerge w:val="continue"/>
             <w:tcBorders/>
             <w:shd w:val="clear" w:fill="auto"/>
-            <w:tcMar>
-              <w:left w:w="108" w:type="dxa"/>
-            </w:tcMar>
           </w:tcPr>
           <w:p>
             <w:pPr>
@@ -182,22 +333,23 @@
               <w:bidi w:val="false"/>
               <w:spacing w:before="0" w:after="160" w:line="252" w:lineRule="auto"/>
               <w:jc w:val="left"/>
-              <w:rPr/>
-            </w:pPr>
-            <w:r>
-              <w:rPr/>
-            </w:r>
-          </w:p>
-        </w:tc>
-        <w:tc>
-          <w:tcPr>
-            <w:tcW w:w="2837" w:type="dxa"/>
+              <w:rPr>
+                <w:sz w:val="20"/>
+              </w:rPr>
+            </w:pPr>
+            <w:r>
+              <w:rPr>
+                <w:sz w:val="20"/>
+              </w:rPr>
+            </w:r>
+          </w:p>
+        </w:tc>
+        <w:tc>
+          <w:tcPr>
+            <w:tcW w:w="3373" w:type="dxa"/>
             <w:vMerge w:val="continue"/>
             <w:tcBorders/>
             <w:shd w:val="clear" w:fill="auto"/>
-            <w:tcMar>
-              <w:left w:w="108" w:type="dxa"/>
-            </w:tcMar>
           </w:tcPr>
           <w:p>
             <w:pPr>
@@ -207,21 +359,22 @@
               <w:bidi w:val="false"/>
               <w:spacing w:before="0" w:after="160" w:line="252" w:lineRule="auto"/>
               <w:jc w:val="left"/>
-              <w:rPr/>
-            </w:pPr>
-            <w:r>
-              <w:rPr/>
-            </w:r>
-          </w:p>
-        </w:tc>
-        <w:tc>
-          <w:tcPr>
-            <w:tcW w:w="1961" w:type="dxa"/>
-            <w:tcBorders/>
-            <w:shd w:val="clear" w:fill="auto"/>
-            <w:tcMar>
-              <w:left w:w="108" w:type="dxa"/>
-            </w:tcMar>
+              <w:rPr>
+                <w:sz w:val="20"/>
+              </w:rPr>
+            </w:pPr>
+            <w:r>
+              <w:rPr>
+                <w:sz w:val="20"/>
+              </w:rPr>
+            </w:r>
+          </w:p>
+        </w:tc>
+        <w:tc>
+          <w:tcPr>
+            <w:tcW w:w="1433" w:type="dxa"/>
+            <w:tcBorders/>
+            <w:shd w:val="clear" w:fill="auto"/>
             <w:vAlign w:val="center"/>
           </w:tcPr>
           <w:p>
@@ -229,22 +382,23 @@
               <w:pStyle w:val="Normal"/>
               <w:spacing w:before="0" w:after="160"/>
               <w:jc w:val="center"/>
-              <w:rPr/>
-            </w:pPr>
-            <w:r>
-              <w:rPr/>
+              <w:rPr>
+                <w:sz w:val="20"/>
+              </w:rPr>
+            </w:pPr>
+            <w:r>
+              <w:rPr>
+                <w:sz w:val="20"/>
+              </w:rPr>
               <w:t>ÚNICO</w:t>
             </w:r>
           </w:p>
         </w:tc>
         <w:tc>
           <w:tcPr>
-            <w:tcW w:w="2083" w:type="dxa"/>
-            <w:tcBorders/>
-            <w:shd w:val="clear" w:fill="auto"/>
-            <w:tcMar>
-              <w:left w:w="108" w:type="dxa"/>
-            </w:tcMar>
+            <w:tcW w:w="1517" w:type="dxa"/>
+            <w:tcBorders/>
+            <w:shd w:val="clear" w:fill="auto"/>
             <w:vAlign w:val="center"/>
           </w:tcPr>
           <w:p>
@@ -252,10 +406,14 @@
               <w:pStyle w:val="Normal"/>
               <w:spacing w:before="0" w:after="160"/>
               <w:jc w:val="center"/>
-              <w:rPr/>
-            </w:pPr>
-            <w:r>
-              <w:rPr/>
+              <w:rPr>
+                <w:sz w:val="20"/>
+              </w:rPr>
+            </w:pPr>
+            <w:r>
+              <w:rPr>
+                <w:sz w:val="20"/>
+              </w:rPr>
               <w:t>MENSAL</w:t>
             </w:r>
           </w:p>
@@ -265,12 +423,9 @@
         <w:trPr/>
         <w:tc>
           <w:tcPr>
-            <w:tcW w:w="2546" w:type="dxa"/>
-            <w:tcBorders/>
-            <w:shd w:val="clear" w:fill="auto"/>
-            <w:tcMar>
-              <w:left w:w="108" w:type="dxa"/>
-            </w:tcMar>
+            <w:tcW w:w="3104" w:type="dxa"/>
+            <w:tcBorders/>
+            <w:shd w:val="clear" w:fill="auto"/>
           </w:tcPr>
           <w:p>
             <w:pPr>
@@ -280,22 +435,23 @@
               <w:bidi w:val="false"/>
               <w:spacing w:before="0" w:after="160" w:line="252" w:lineRule="auto"/>
               <w:jc w:val="left"/>
-              <w:rPr/>
-            </w:pPr>
-            <w:r>
-              <w:rPr/>
-              <w:t xml:space="preserve">Tipo solução Teste1</w:t>
-            </w:r>
-          </w:p>
-        </w:tc>
-        <w:tc>
-          <w:tcPr>
-            <w:tcW w:w="2837" w:type="dxa"/>
-            <w:tcBorders/>
-            <w:shd w:val="clear" w:fill="auto"/>
-            <w:tcMar>
-              <w:left w:w="108" w:type="dxa"/>
-            </w:tcMar>
+              <w:rPr>
+                <w:sz w:val="20"/>
+              </w:rPr>
+            </w:pPr>
+            <w:r>
+              <w:rPr>
+                <w:sz w:val="20"/>
+              </w:rPr>
+              <w:t xml:space="preserve">DEscricao tipo solução teste</w:t>
+            </w:r>
+          </w:p>
+        </w:tc>
+        <w:tc>
+          <w:tcPr>
+            <w:tcW w:w="3373" w:type="dxa"/>
+            <w:tcBorders/>
+            <w:shd w:val="clear" w:fill="auto"/>
           </w:tcPr>
           <w:p>
             <w:pPr>
@@ -305,22 +461,23 @@
               <w:bidi w:val="false"/>
               <w:spacing w:before="0" w:after="160" w:line="252" w:lineRule="auto"/>
               <w:jc w:val="left"/>
-              <w:rPr/>
-            </w:pPr>
-            <w:r>
-              <w:rPr/>
+              <w:rPr>
+                <w:sz w:val="20"/>
+              </w:rPr>
+            </w:pPr>
+            <w:r>
+              <w:rPr>
+                <w:sz w:val="20"/>
+              </w:rPr>
               <w:t xml:space="preserve">DEscricao tipo solução teste</w:t>
             </w:r>
           </w:p>
         </w:tc>
         <w:tc>
           <w:tcPr>
-            <w:tcW w:w="1961" w:type="dxa"/>
-            <w:tcBorders/>
-            <w:shd w:val="clear" w:fill="auto"/>
-            <w:tcMar>
-              <w:left w:w="108" w:type="dxa"/>
-            </w:tcMar>
+            <w:tcW w:w="1433" w:type="dxa"/>
+            <w:tcBorders/>
+            <w:shd w:val="clear" w:fill="auto"/>
             <w:vAlign w:val="center"/>
           </w:tcPr>
           <w:p>
@@ -328,22 +485,23 @@
               <w:pStyle w:val="Normal"/>
               <w:spacing w:before="0" w:after="160"/>
               <w:jc w:val="center"/>
-              <w:rPr/>
-            </w:pPr>
-            <w:r>
-              <w:rPr/>
+              <w:rPr>
+                <w:sz w:val="20"/>
+              </w:rPr>
+            </w:pPr>
+            <w:r>
+              <w:rPr>
+                <w:sz w:val="20"/>
+              </w:rPr>
               <w:t xml:space="preserve">R$5.000,00</w:t>
             </w:r>
           </w:p>
         </w:tc>
         <w:tc>
           <w:tcPr>
-            <w:tcW w:w="2083" w:type="dxa"/>
-            <w:tcBorders/>
-            <w:shd w:val="clear" w:fill="auto"/>
-            <w:tcMar>
-              <w:left w:w="108" w:type="dxa"/>
-            </w:tcMar>
+            <w:tcW w:w="1517" w:type="dxa"/>
+            <w:tcBorders/>
+            <w:shd w:val="clear" w:fill="auto"/>
             <w:vAlign w:val="center"/>
           </w:tcPr>
           <w:p>
@@ -351,10 +509,14 @@
               <w:pStyle w:val="Normal"/>
               <w:spacing w:before="0" w:after="160"/>
               <w:jc w:val="center"/>
-              <w:rPr/>
-            </w:pPr>
-            <w:r>
-              <w:rPr/>
+              <w:rPr>
+                <w:sz w:val="20"/>
+              </w:rPr>
+            </w:pPr>
+            <w:r>
+              <w:rPr>
+                <w:sz w:val="20"/>
+              </w:rPr>
               <w:t xml:space="preserve">R$500,00</w:t>
             </w:r>
           </w:p>
@@ -364,12 +526,9 @@
         <w:trPr/>
         <w:tc>
           <w:tcPr>
-            <w:tcW w:w="2546" w:type="dxa"/>
-            <w:tcBorders/>
-            <w:shd w:val="clear" w:fill="auto"/>
-            <w:tcMar>
-              <w:left w:w="108" w:type="dxa"/>
-            </w:tcMar>
+            <w:tcW w:w="3104" w:type="dxa"/>
+            <w:tcBorders/>
+            <w:shd w:val="clear" w:fill="auto"/>
           </w:tcPr>
           <w:p>
             <w:pPr>
@@ -379,22 +538,23 @@
               <w:bidi w:val="false"/>
               <w:spacing w:before="0" w:after="160" w:line="252" w:lineRule="auto"/>
               <w:jc w:val="left"/>
-              <w:rPr/>
-            </w:pPr>
-            <w:r>
-              <w:rPr/>
-              <w:t xml:space="preserve">Tipo solução Teste2</w:t>
-            </w:r>
-          </w:p>
-        </w:tc>
-        <w:tc>
-          <w:tcPr>
-            <w:tcW w:w="2837" w:type="dxa"/>
-            <w:tcBorders/>
-            <w:shd w:val="clear" w:fill="auto"/>
-            <w:tcMar>
-              <w:left w:w="108" w:type="dxa"/>
-            </w:tcMar>
+              <w:rPr>
+                <w:sz w:val="20"/>
+              </w:rPr>
+            </w:pPr>
+            <w:r>
+              <w:rPr>
+                <w:sz w:val="20"/>
+              </w:rPr>
+              <w:t xml:space="preserve">DEscricao tipo solução teste</w:t>
+            </w:r>
+          </w:p>
+        </w:tc>
+        <w:tc>
+          <w:tcPr>
+            <w:tcW w:w="3373" w:type="dxa"/>
+            <w:tcBorders/>
+            <w:shd w:val="clear" w:fill="auto"/>
           </w:tcPr>
           <w:p>
             <w:pPr>
@@ -404,22 +564,23 @@
               <w:bidi w:val="false"/>
               <w:spacing w:before="0" w:after="160" w:line="252" w:lineRule="auto"/>
               <w:jc w:val="left"/>
-              <w:rPr/>
-            </w:pPr>
-            <w:r>
-              <w:rPr/>
+              <w:rPr>
+                <w:sz w:val="20"/>
+              </w:rPr>
+            </w:pPr>
+            <w:r>
+              <w:rPr>
+                <w:sz w:val="20"/>
+              </w:rPr>
               <w:t xml:space="preserve">DEscricao tipo solução teste</w:t>
             </w:r>
           </w:p>
         </w:tc>
         <w:tc>
           <w:tcPr>
-            <w:tcW w:w="1961" w:type="dxa"/>
-            <w:tcBorders/>
-            <w:shd w:val="clear" w:fill="auto"/>
-            <w:tcMar>
-              <w:left w:w="108" w:type="dxa"/>
-            </w:tcMar>
+            <w:tcW w:w="1433" w:type="dxa"/>
+            <w:tcBorders/>
+            <w:shd w:val="clear" w:fill="auto"/>
             <w:vAlign w:val="center"/>
           </w:tcPr>
           <w:p>
@@ -427,22 +588,23 @@
               <w:pStyle w:val="Normal"/>
               <w:spacing w:before="0" w:after="160"/>
               <w:jc w:val="center"/>
-              <w:rPr/>
-            </w:pPr>
-            <w:r>
-              <w:rPr/>
-              <w:t xml:space="preserve">R$5.000,00</w:t>
-            </w:r>
-          </w:p>
-        </w:tc>
-        <w:tc>
-          <w:tcPr>
-            <w:tcW w:w="2083" w:type="dxa"/>
-            <w:tcBorders/>
-            <w:shd w:val="clear" w:fill="auto"/>
-            <w:tcMar>
-              <w:left w:w="108" w:type="dxa"/>
-            </w:tcMar>
+              <w:rPr>
+                <w:sz w:val="20"/>
+              </w:rPr>
+            </w:pPr>
+            <w:r>
+              <w:rPr>
+                <w:sz w:val="20"/>
+              </w:rPr>
+              <w:t xml:space="preserve">R$5.000,01</w:t>
+            </w:r>
+          </w:p>
+        </w:tc>
+        <w:tc>
+          <w:tcPr>
+            <w:tcW w:w="1517" w:type="dxa"/>
+            <w:tcBorders/>
+            <w:shd w:val="clear" w:fill="auto"/>
             <w:vAlign w:val="center"/>
           </w:tcPr>
           <w:p>
@@ -450,11 +612,118 @@
               <w:pStyle w:val="Normal"/>
               <w:spacing w:before="0" w:after="160"/>
               <w:jc w:val="center"/>
-              <w:rPr/>
-            </w:pPr>
-            <w:r>
-              <w:rPr/>
-              <w:t xml:space="preserve">R$500,00</w:t>
+              <w:rPr>
+                <w:sz w:val="20"/>
+              </w:rPr>
+            </w:pPr>
+            <w:r>
+              <w:rPr>
+                <w:sz w:val="20"/>
+              </w:rPr>
+              <w:t xml:space="preserve">R$500,01</w:t>
+            </w:r>
+          </w:p>
+        </w:tc>
+      </w:tr>
+      <w:tr>
+        <w:trPr/>
+        <w:tc>
+          <w:tcPr>
+            <w:tcW w:w="3104" w:type="dxa"/>
+            <w:tcBorders/>
+            <w:shd w:val="clear" w:fill="auto"/>
+          </w:tcPr>
+          <w:p>
+            <w:pPr>
+              <w:pStyle w:val="Normal"/>
+              <w:widowControl/>
+              <w:suppressAutoHyphens w:val="true"/>
+              <w:bidi w:val="false"/>
+              <w:spacing w:before="0" w:after="160" w:line="252" w:lineRule="auto"/>
+              <w:jc w:val="left"/>
+              <w:rPr>
+                <w:sz w:val="20"/>
+              </w:rPr>
+            </w:pPr>
+            <w:r>
+              <w:rPr>
+                <w:sz w:val="20"/>
+              </w:rPr>
+              <w:t xml:space="preserve">DEscricao tipo solução teste</w:t>
+            </w:r>
+          </w:p>
+        </w:tc>
+        <w:tc>
+          <w:tcPr>
+            <w:tcW w:w="3373" w:type="dxa"/>
+            <w:tcBorders/>
+            <w:shd w:val="clear" w:fill="auto"/>
+          </w:tcPr>
+          <w:p>
+            <w:pPr>
+              <w:pStyle w:val="Normal"/>
+              <w:widowControl/>
+              <w:suppressAutoHyphens w:val="true"/>
+              <w:bidi w:val="false"/>
+              <w:spacing w:before="0" w:after="160" w:line="252" w:lineRule="auto"/>
+              <w:jc w:val="left"/>
+              <w:rPr>
+                <w:sz w:val="20"/>
+              </w:rPr>
+            </w:pPr>
+            <w:r>
+              <w:rPr>
+                <w:sz w:val="20"/>
+              </w:rPr>
+              <w:t xml:space="preserve">DEscricao tipo solução teste</w:t>
+            </w:r>
+          </w:p>
+        </w:tc>
+        <w:tc>
+          <w:tcPr>
+            <w:tcW w:w="1433" w:type="dxa"/>
+            <w:tcBorders/>
+            <w:shd w:val="clear" w:fill="auto"/>
+            <w:vAlign w:val="center"/>
+          </w:tcPr>
+          <w:p>
+            <w:pPr>
+              <w:pStyle w:val="Normal"/>
+              <w:spacing w:before="0" w:after="160"/>
+              <w:jc w:val="center"/>
+              <w:rPr>
+                <w:sz w:val="20"/>
+              </w:rPr>
+            </w:pPr>
+            <w:r>
+              <w:rPr>
+                <w:sz w:val="20"/>
+              </w:rPr>
+              <w:t xml:space="preserve">R$5.000,02</w:t>
+            </w:r>
+          </w:p>
+        </w:tc>
+        <w:tc>
+          <w:tcPr>
+            <w:tcW w:w="1517" w:type="dxa"/>
+            <w:tcBorders/>
+            <w:shd w:val="clear" w:fill="auto"/>
+            <w:vAlign w:val="center"/>
+          </w:tcPr>
+          <w:p>
+            <w:pPr>
+              <w:pStyle w:val="Normal"/>
+              <w:spacing w:before="0" w:after="160"/>
+              <w:jc w:val="center"/>
+              <w:rPr>
+                <w:sz w:val="20"/>
+              </w:rPr>
+            </w:pPr>
+            <w:r>
+              <w:rPr>
+                <w:sz w:val="20"/>
+              </w:rPr>
+              <w:t xml:space="preserve">R$500,02</w:t>
             </w:r>
           </w:p>
         </w:tc>
@@ -494,10 +763,11 @@
         <w:tblStyle w:val="Tabelacomgrade"/>
         <w:tblW w:w="9428" w:type="dxa"/>
         <w:jc w:val="left"/>
-        <w:tblInd w:w="0" w:type="dxa"/>
+        <w:tblInd w:w="98" w:type="dxa"/>
+        <w:tblLayout w:type="fixed"/>
         <w:tblCellMar>
           <w:top w:w="0" w:type="dxa"/>
-          <w:left w:w="108" w:type="dxa"/>
+          <w:left w:w="93" w:type="dxa"/>
           <w:bottom w:w="0" w:type="dxa"/>
           <w:right w:w="108" w:type="dxa"/>
         </w:tblCellMar>
@@ -505,9 +775,9 @@
       </w:tblPr>
       <w:tblGrid>
         <w:gridCol w:w="817"/>
-        <w:gridCol w:w="4665"/>
+        <w:gridCol w:w="4666"/>
         <w:gridCol w:w="2139"/>
-        <w:gridCol w:w="1806"/>
+        <w:gridCol w:w="1805"/>
       </w:tblGrid>
       <w:tr>
         <w:trPr/>
@@ -516,9 +786,6 @@
             <w:tcW w:w="817" w:type="dxa"/>
             <w:tcBorders/>
             <w:shd w:val="clear" w:fill="auto"/>
-            <w:tcMar>
-              <w:left w:w="108" w:type="dxa"/>
-            </w:tcMar>
             <w:vAlign w:val="center"/>
           </w:tcPr>
           <w:p>
@@ -533,6 +800,7 @@
             <w:r>
               <w:rPr>
                 <w:b/>
+                <w:sz w:val="20"/>
               </w:rPr>
               <w:t>ETAPA</w:t>
             </w:r>
@@ -540,12 +808,9 @@
         </w:tc>
         <w:tc>
           <w:tcPr>
-            <w:tcW w:w="4665" w:type="dxa"/>
-            <w:tcBorders/>
-            <w:shd w:val="clear" w:fill="auto"/>
-            <w:tcMar>
-              <w:left w:w="108" w:type="dxa"/>
-            </w:tcMar>
+            <w:tcW w:w="4666" w:type="dxa"/>
+            <w:tcBorders/>
+            <w:shd w:val="clear" w:fill="auto"/>
             <w:vAlign w:val="center"/>
           </w:tcPr>
           <w:p>
@@ -560,6 +825,7 @@
             <w:r>
               <w:rPr>
                 <w:b/>
+                <w:sz w:val="20"/>
               </w:rPr>
               <w:t>AÇÃO</w:t>
             </w:r>
@@ -570,9 +836,6 @@
             <w:tcW w:w="2139" w:type="dxa"/>
             <w:tcBorders/>
             <w:shd w:val="clear" w:fill="auto"/>
-            <w:tcMar>
-              <w:left w:w="108" w:type="dxa"/>
-            </w:tcMar>
             <w:vAlign w:val="center"/>
           </w:tcPr>
           <w:p>
@@ -587,6 +850,7 @@
             <w:r>
               <w:rPr>
                 <w:b/>
+                <w:sz w:val="20"/>
               </w:rPr>
               <w:t>RESPONSÁVEL</w:t>
             </w:r>
@@ -594,12 +858,9 @@
         </w:tc>
         <w:tc>
           <w:tcPr>
-            <w:tcW w:w="1806" w:type="dxa"/>
-            <w:tcBorders/>
-            <w:shd w:val="clear" w:fill="auto"/>
-            <w:tcMar>
-              <w:left w:w="108" w:type="dxa"/>
-            </w:tcMar>
+            <w:tcW w:w="1805" w:type="dxa"/>
+            <w:tcBorders/>
+            <w:shd w:val="clear" w:fill="auto"/>
             <w:vAlign w:val="center"/>
           </w:tcPr>
           <w:p>
@@ -614,6 +875,7 @@
             <w:r>
               <w:rPr>
                 <w:b/>
+                <w:sz w:val="20"/>
               </w:rPr>
               <w:t>PRAZO</w:t>
             </w:r>
@@ -627,9 +889,6 @@
             <w:tcW w:w="817" w:type="dxa"/>
             <w:tcBorders/>
             <w:shd w:val="clear" w:fill="auto"/>
-            <w:tcMar>
-              <w:left w:w="108" w:type="dxa"/>
-            </w:tcMar>
             <w:vAlign w:val="center"/>
           </w:tcPr>
           <w:p>
@@ -642,25 +901,18 @@
               </w:rPr>
             </w:pPr>
             <w:r>
-              <w:rPr/>
-              <w:t>1</w:t>
-            </w:r>
-            <w:r>
-              <w:rPr>
-                <w:sz w:val="20"/>
-              </w:rPr>
-              <w:t>ª</w:t>
-            </w:r>
-          </w:p>
-        </w:tc>
-        <w:tc>
-          <w:tcPr>
-            <w:tcW w:w="4665" w:type="dxa"/>
-            <w:tcBorders/>
-            <w:shd w:val="clear" w:fill="auto"/>
-            <w:tcMar>
-              <w:left w:w="108" w:type="dxa"/>
-            </w:tcMar>
+              <w:rPr>
+                <w:sz w:val="20"/>
+              </w:rPr>
+              <w:t>1ª</w:t>
+            </w:r>
+          </w:p>
+        </w:tc>
+        <w:tc>
+          <w:tcPr>
+            <w:tcW w:w="4666" w:type="dxa"/>
+            <w:tcBorders/>
+            <w:shd w:val="clear" w:fill="auto"/>
             <w:vAlign w:val="center"/>
           </w:tcPr>
           <w:p>
@@ -671,10 +923,14 @@
               <w:bidi w:val="false"/>
               <w:spacing w:before="0" w:after="160" w:line="252" w:lineRule="auto"/>
               <w:jc w:val="left"/>
-              <w:rPr/>
-            </w:pPr>
-            <w:r>
-              <w:rPr/>
+              <w:rPr>
+                <w:sz w:val="20"/>
+              </w:rPr>
+            </w:pPr>
+            <w:r>
+              <w:rPr>
+                <w:sz w:val="20"/>
+              </w:rPr>
               <w:t>Envio das informações necessárias para a prestação de serviço.</w:t>
             </w:r>
           </w:p>
@@ -684,9 +940,6 @@
             <w:tcW w:w="2139" w:type="dxa"/>
             <w:tcBorders/>
             <w:shd w:val="clear" w:fill="auto"/>
-            <w:tcMar>
-              <w:left w:w="108" w:type="dxa"/>
-            </w:tcMar>
             <w:vAlign w:val="center"/>
           </w:tcPr>
           <w:p>
@@ -694,22 +947,23 @@
               <w:pStyle w:val="Normal"/>
               <w:spacing w:before="0" w:after="160"/>
               <w:jc w:val="center"/>
-              <w:rPr/>
-            </w:pPr>
-            <w:r>
-              <w:rPr/>
+              <w:rPr>
+                <w:sz w:val="20"/>
+              </w:rPr>
+            </w:pPr>
+            <w:r>
+              <w:rPr>
+                <w:sz w:val="20"/>
+              </w:rPr>
               <w:t>CLIENTE</w:t>
             </w:r>
           </w:p>
         </w:tc>
         <w:tc>
           <w:tcPr>
-            <w:tcW w:w="1806" w:type="dxa"/>
-            <w:tcBorders/>
-            <w:shd w:val="clear" w:fill="auto"/>
-            <w:tcMar>
-              <w:left w:w="108" w:type="dxa"/>
-            </w:tcMar>
+            <w:tcW w:w="1805" w:type="dxa"/>
+            <w:tcBorders/>
+            <w:shd w:val="clear" w:fill="auto"/>
             <w:vAlign w:val="center"/>
           </w:tcPr>
           <w:p>
@@ -717,10 +971,14 @@
               <w:pStyle w:val="Normal"/>
               <w:spacing w:before="0" w:after="160"/>
               <w:jc w:val="center"/>
-              <w:rPr/>
-            </w:pPr>
-            <w:r>
-              <w:rPr/>
+              <w:rPr>
+                <w:sz w:val="20"/>
+              </w:rPr>
+            </w:pPr>
+            <w:r>
+              <w:rPr>
+                <w:sz w:val="20"/>
+              </w:rPr>
               <w:t>-----</w:t>
             </w:r>
           </w:p>
@@ -733,9 +991,6 @@
             <w:tcW w:w="817" w:type="dxa"/>
             <w:tcBorders/>
             <w:shd w:val="clear" w:fill="auto"/>
-            <w:tcMar>
-              <w:left w:w="108" w:type="dxa"/>
-            </w:tcMar>
             <w:vAlign w:val="center"/>
           </w:tcPr>
           <w:p>
@@ -743,22 +998,23 @@
               <w:pStyle w:val="Normal"/>
               <w:spacing w:before="0" w:after="160"/>
               <w:jc w:val="center"/>
-              <w:rPr/>
-            </w:pPr>
-            <w:r>
-              <w:rPr/>
+              <w:rPr>
+                <w:sz w:val="20"/>
+              </w:rPr>
+            </w:pPr>
+            <w:r>
+              <w:rPr>
+                <w:sz w:val="20"/>
+              </w:rPr>
               <w:t>2ª</w:t>
             </w:r>
           </w:p>
         </w:tc>
         <w:tc>
           <w:tcPr>
-            <w:tcW w:w="4665" w:type="dxa"/>
-            <w:tcBorders/>
-            <w:shd w:val="clear" w:fill="auto"/>
-            <w:tcMar>
-              <w:left w:w="108" w:type="dxa"/>
-            </w:tcMar>
+            <w:tcW w:w="4666" w:type="dxa"/>
+            <w:tcBorders/>
+            <w:shd w:val="clear" w:fill="auto"/>
             <w:vAlign w:val="center"/>
           </w:tcPr>
           <w:p>
@@ -769,10 +1025,14 @@
               <w:bidi w:val="false"/>
               <w:spacing w:before="0" w:after="160" w:line="252" w:lineRule="auto"/>
               <w:jc w:val="left"/>
-              <w:rPr/>
-            </w:pPr>
-            <w:r>
-              <w:rPr/>
+              <w:rPr>
+                <w:sz w:val="20"/>
+              </w:rPr>
+            </w:pPr>
+            <w:r>
+              <w:rPr>
+                <w:sz w:val="20"/>
+              </w:rPr>
               <w:t>Criação do conteúdo texto do site</w:t>
             </w:r>
           </w:p>
@@ -782,9 +1042,6 @@
             <w:tcW w:w="2139" w:type="dxa"/>
             <w:tcBorders/>
             <w:shd w:val="clear" w:fill="auto"/>
-            <w:tcMar>
-              <w:left w:w="108" w:type="dxa"/>
-            </w:tcMar>
             <w:vAlign w:val="center"/>
           </w:tcPr>
           <w:p>
@@ -792,22 +1049,23 @@
               <w:pStyle w:val="Normal"/>
               <w:spacing w:before="0" w:after="160"/>
               <w:jc w:val="center"/>
-              <w:rPr/>
-            </w:pPr>
-            <w:r>
-              <w:rPr/>
+              <w:rPr>
+                <w:sz w:val="20"/>
+              </w:rPr>
+            </w:pPr>
+            <w:r>
+              <w:rPr>
+                <w:sz w:val="20"/>
+              </w:rPr>
               <w:t>AGÊNCIA</w:t>
             </w:r>
           </w:p>
         </w:tc>
         <w:tc>
           <w:tcPr>
-            <w:tcW w:w="1806" w:type="dxa"/>
-            <w:tcBorders/>
-            <w:shd w:val="clear" w:fill="auto"/>
-            <w:tcMar>
-              <w:left w:w="108" w:type="dxa"/>
-            </w:tcMar>
+            <w:tcW w:w="1805" w:type="dxa"/>
+            <w:tcBorders/>
+            <w:shd w:val="clear" w:fill="auto"/>
             <w:vAlign w:val="center"/>
           </w:tcPr>
           <w:p>
@@ -815,10 +1073,14 @@
               <w:pStyle w:val="Normal"/>
               <w:spacing w:before="0" w:after="160"/>
               <w:jc w:val="center"/>
-              <w:rPr/>
-            </w:pPr>
-            <w:r>
-              <w:rPr/>
+              <w:rPr>
+                <w:sz w:val="20"/>
+              </w:rPr>
+            </w:pPr>
+            <w:r>
+              <w:rPr>
+                <w:sz w:val="20"/>
+              </w:rPr>
               <w:t>3 dias úteis</w:t>
             </w:r>
           </w:p>
@@ -831,9 +1093,6 @@
             <w:tcW w:w="817" w:type="dxa"/>
             <w:tcBorders/>
             <w:shd w:val="clear" w:fill="auto"/>
-            <w:tcMar>
-              <w:left w:w="108" w:type="dxa"/>
-            </w:tcMar>
             <w:vAlign w:val="center"/>
           </w:tcPr>
           <w:p>
@@ -841,22 +1100,23 @@
               <w:pStyle w:val="Normal"/>
               <w:spacing w:before="0" w:after="160"/>
               <w:jc w:val="center"/>
-              <w:rPr/>
-            </w:pPr>
-            <w:r>
-              <w:rPr/>
+              <w:rPr>
+                <w:sz w:val="20"/>
+              </w:rPr>
+            </w:pPr>
+            <w:r>
+              <w:rPr>
+                <w:sz w:val="20"/>
+              </w:rPr>
               <w:t>3ª</w:t>
             </w:r>
           </w:p>
         </w:tc>
         <w:tc>
           <w:tcPr>
-            <w:tcW w:w="4665" w:type="dxa"/>
-            <w:tcBorders/>
-            <w:shd w:val="clear" w:fill="auto"/>
-            <w:tcMar>
-              <w:left w:w="108" w:type="dxa"/>
-            </w:tcMar>
+            <w:tcW w:w="4666" w:type="dxa"/>
+            <w:tcBorders/>
+            <w:shd w:val="clear" w:fill="auto"/>
             <w:vAlign w:val="center"/>
           </w:tcPr>
           <w:p>
@@ -867,10 +1127,14 @@
               <w:bidi w:val="false"/>
               <w:spacing w:before="0" w:after="160" w:line="252" w:lineRule="auto"/>
               <w:jc w:val="left"/>
-              <w:rPr/>
-            </w:pPr>
-            <w:r>
-              <w:rPr/>
+              <w:rPr>
+                <w:sz w:val="20"/>
+              </w:rPr>
+            </w:pPr>
+            <w:r>
+              <w:rPr>
+                <w:sz w:val="20"/>
+              </w:rPr>
               <w:t>Aprovação do conteúdo</w:t>
             </w:r>
           </w:p>
@@ -880,9 +1144,6 @@
             <w:tcW w:w="2139" w:type="dxa"/>
             <w:tcBorders/>
             <w:shd w:val="clear" w:fill="auto"/>
-            <w:tcMar>
-              <w:left w:w="108" w:type="dxa"/>
-            </w:tcMar>
             <w:vAlign w:val="center"/>
           </w:tcPr>
           <w:p>
@@ -890,22 +1151,23 @@
               <w:pStyle w:val="Normal"/>
               <w:spacing w:before="0" w:after="160"/>
               <w:jc w:val="center"/>
-              <w:rPr/>
-            </w:pPr>
-            <w:r>
-              <w:rPr/>
+              <w:rPr>
+                <w:sz w:val="20"/>
+              </w:rPr>
+            </w:pPr>
+            <w:r>
+              <w:rPr>
+                <w:sz w:val="20"/>
+              </w:rPr>
               <w:t>CLIENTE</w:t>
             </w:r>
           </w:p>
         </w:tc>
         <w:tc>
           <w:tcPr>
-            <w:tcW w:w="1806" w:type="dxa"/>
-            <w:tcBorders/>
-            <w:shd w:val="clear" w:fill="auto"/>
-            <w:tcMar>
-              <w:left w:w="108" w:type="dxa"/>
-            </w:tcMar>
+            <w:tcW w:w="1805" w:type="dxa"/>
+            <w:tcBorders/>
+            <w:shd w:val="clear" w:fill="auto"/>
             <w:vAlign w:val="center"/>
           </w:tcPr>
           <w:p>
@@ -913,10 +1175,14 @@
               <w:pStyle w:val="Normal"/>
               <w:spacing w:before="0" w:after="160"/>
               <w:jc w:val="center"/>
-              <w:rPr/>
-            </w:pPr>
-            <w:r>
-              <w:rPr/>
+              <w:rPr>
+                <w:sz w:val="20"/>
+              </w:rPr>
+            </w:pPr>
+            <w:r>
+              <w:rPr>
+                <w:sz w:val="20"/>
+              </w:rPr>
               <w:t>----</w:t>
             </w:r>
           </w:p>
@@ -929,9 +1195,6 @@
             <w:tcW w:w="817" w:type="dxa"/>
             <w:tcBorders/>
             <w:shd w:val="clear" w:fill="auto"/>
-            <w:tcMar>
-              <w:left w:w="108" w:type="dxa"/>
-            </w:tcMar>
             <w:vAlign w:val="center"/>
           </w:tcPr>
           <w:p>
@@ -939,22 +1202,23 @@
               <w:pStyle w:val="Normal"/>
               <w:spacing w:before="0" w:after="160"/>
               <w:jc w:val="center"/>
-              <w:rPr/>
-            </w:pPr>
-            <w:r>
-              <w:rPr/>
+              <w:rPr>
+                <w:sz w:val="20"/>
+              </w:rPr>
+            </w:pPr>
+            <w:r>
+              <w:rPr>
+                <w:sz w:val="20"/>
+              </w:rPr>
               <w:t>4ª</w:t>
             </w:r>
           </w:p>
         </w:tc>
         <w:tc>
           <w:tcPr>
-            <w:tcW w:w="4665" w:type="dxa"/>
-            <w:tcBorders/>
-            <w:shd w:val="clear" w:fill="auto"/>
-            <w:tcMar>
-              <w:left w:w="108" w:type="dxa"/>
-            </w:tcMar>
+            <w:tcW w:w="4666" w:type="dxa"/>
+            <w:tcBorders/>
+            <w:shd w:val="clear" w:fill="auto"/>
             <w:vAlign w:val="center"/>
           </w:tcPr>
           <w:p>
@@ -965,10 +1229,14 @@
               <w:bidi w:val="false"/>
               <w:spacing w:before="0" w:after="160" w:line="252" w:lineRule="auto"/>
               <w:jc w:val="left"/>
-              <w:rPr/>
-            </w:pPr>
-            <w:r>
-              <w:rPr/>
+              <w:rPr>
+                <w:sz w:val="20"/>
+              </w:rPr>
+            </w:pPr>
+            <w:r>
+              <w:rPr>
+                <w:sz w:val="20"/>
+              </w:rPr>
               <w:t>Criação do Layout</w:t>
             </w:r>
           </w:p>
@@ -978,9 +1246,6 @@
             <w:tcW w:w="2139" w:type="dxa"/>
             <w:tcBorders/>
             <w:shd w:val="clear" w:fill="auto"/>
-            <w:tcMar>
-              <w:left w:w="108" w:type="dxa"/>
-            </w:tcMar>
             <w:vAlign w:val="center"/>
           </w:tcPr>
           <w:p>
@@ -988,22 +1253,23 @@
               <w:pStyle w:val="Normal"/>
               <w:spacing w:before="0" w:after="160"/>
               <w:jc w:val="center"/>
-              <w:rPr/>
-            </w:pPr>
-            <w:r>
-              <w:rPr/>
+              <w:rPr>
+                <w:sz w:val="20"/>
+              </w:rPr>
+            </w:pPr>
+            <w:r>
+              <w:rPr>
+                <w:sz w:val="20"/>
+              </w:rPr>
               <w:t>AGÊNCIA</w:t>
             </w:r>
           </w:p>
         </w:tc>
         <w:tc>
           <w:tcPr>
-            <w:tcW w:w="1806" w:type="dxa"/>
-            <w:tcBorders/>
-            <w:shd w:val="clear" w:fill="auto"/>
-            <w:tcMar>
-              <w:left w:w="108" w:type="dxa"/>
-            </w:tcMar>
+            <w:tcW w:w="1805" w:type="dxa"/>
+            <w:tcBorders/>
+            <w:shd w:val="clear" w:fill="auto"/>
             <w:vAlign w:val="center"/>
           </w:tcPr>
           <w:p>
@@ -1011,10 +1277,14 @@
               <w:pStyle w:val="Normal"/>
               <w:spacing w:before="0" w:after="160"/>
               <w:jc w:val="center"/>
-              <w:rPr/>
-            </w:pPr>
-            <w:r>
-              <w:rPr/>
+              <w:rPr>
+                <w:sz w:val="20"/>
+              </w:rPr>
+            </w:pPr>
+            <w:r>
+              <w:rPr>
+                <w:sz w:val="20"/>
+              </w:rPr>
               <w:t>3 dias úteis</w:t>
             </w:r>
           </w:p>
@@ -1027,9 +1297,6 @@
             <w:tcW w:w="817" w:type="dxa"/>
             <w:tcBorders/>
             <w:shd w:val="clear" w:fill="auto"/>
-            <w:tcMar>
-              <w:left w:w="108" w:type="dxa"/>
-            </w:tcMar>
             <w:vAlign w:val="center"/>
           </w:tcPr>
           <w:p>
@@ -1037,22 +1304,23 @@
               <w:pStyle w:val="Normal"/>
               <w:spacing w:before="0" w:after="160"/>
               <w:jc w:val="center"/>
-              <w:rPr/>
-            </w:pPr>
-            <w:r>
-              <w:rPr/>
+              <w:rPr>
+                <w:sz w:val="20"/>
+              </w:rPr>
+            </w:pPr>
+            <w:r>
+              <w:rPr>
+                <w:sz w:val="20"/>
+              </w:rPr>
               <w:t>5ª</w:t>
             </w:r>
           </w:p>
         </w:tc>
         <w:tc>
           <w:tcPr>
-            <w:tcW w:w="4665" w:type="dxa"/>
-            <w:tcBorders/>
-            <w:shd w:val="clear" w:fill="auto"/>
-            <w:tcMar>
-              <w:left w:w="108" w:type="dxa"/>
-            </w:tcMar>
+            <w:tcW w:w="4666" w:type="dxa"/>
+            <w:tcBorders/>
+            <w:shd w:val="clear" w:fill="auto"/>
             <w:vAlign w:val="center"/>
           </w:tcPr>
           <w:p>
@@ -1063,10 +1331,14 @@
               <w:bidi w:val="false"/>
               <w:spacing w:before="0" w:after="160" w:line="252" w:lineRule="auto"/>
               <w:jc w:val="left"/>
-              <w:rPr/>
-            </w:pPr>
-            <w:r>
-              <w:rPr/>
+              <w:rPr>
+                <w:sz w:val="20"/>
+              </w:rPr>
+            </w:pPr>
+            <w:r>
+              <w:rPr>
+                <w:sz w:val="20"/>
+              </w:rPr>
               <w:t>Aprovação geral do site</w:t>
             </w:r>
           </w:p>
@@ -1076,9 +1348,6 @@
             <w:tcW w:w="2139" w:type="dxa"/>
             <w:tcBorders/>
             <w:shd w:val="clear" w:fill="auto"/>
-            <w:tcMar>
-              <w:left w:w="108" w:type="dxa"/>
-            </w:tcMar>
             <w:vAlign w:val="center"/>
           </w:tcPr>
           <w:p>
@@ -1086,22 +1355,23 @@
               <w:pStyle w:val="Normal"/>
               <w:spacing w:before="0" w:after="160"/>
               <w:jc w:val="center"/>
-              <w:rPr/>
-            </w:pPr>
-            <w:r>
-              <w:rPr/>
+              <w:rPr>
+                <w:sz w:val="20"/>
+              </w:rPr>
+            </w:pPr>
+            <w:r>
+              <w:rPr>
+                <w:sz w:val="20"/>
+              </w:rPr>
               <w:t>CLIENTE</w:t>
             </w:r>
           </w:p>
         </w:tc>
         <w:tc>
           <w:tcPr>
-            <w:tcW w:w="1806" w:type="dxa"/>
-            <w:tcBorders/>
-            <w:shd w:val="clear" w:fill="auto"/>
-            <w:tcMar>
-              <w:left w:w="108" w:type="dxa"/>
-            </w:tcMar>
+            <w:tcW w:w="1805" w:type="dxa"/>
+            <w:tcBorders/>
+            <w:shd w:val="clear" w:fill="auto"/>
             <w:vAlign w:val="center"/>
           </w:tcPr>
           <w:p>
@@ -1109,10 +1379,14 @@
               <w:pStyle w:val="Normal"/>
               <w:spacing w:before="0" w:after="160"/>
               <w:jc w:val="center"/>
-              <w:rPr/>
-            </w:pPr>
-            <w:r>
-              <w:rPr/>
+              <w:rPr>
+                <w:sz w:val="20"/>
+              </w:rPr>
+            </w:pPr>
+            <w:r>
+              <w:rPr>
+                <w:sz w:val="20"/>
+              </w:rPr>
               <w:t>-----</w:t>
             </w:r>
           </w:p>
@@ -1125,9 +1399,6 @@
             <w:tcW w:w="817" w:type="dxa"/>
             <w:tcBorders/>
             <w:shd w:val="clear" w:fill="auto"/>
-            <w:tcMar>
-              <w:left w:w="108" w:type="dxa"/>
-            </w:tcMar>
             <w:vAlign w:val="center"/>
           </w:tcPr>
           <w:p>
@@ -1135,22 +1406,23 @@
               <w:pStyle w:val="Normal"/>
               <w:spacing w:before="0" w:after="160"/>
               <w:jc w:val="center"/>
-              <w:rPr/>
-            </w:pPr>
-            <w:r>
-              <w:rPr/>
+              <w:rPr>
+                <w:sz w:val="20"/>
+              </w:rPr>
+            </w:pPr>
+            <w:r>
+              <w:rPr>
+                <w:sz w:val="20"/>
+              </w:rPr>
               <w:t>6ª</w:t>
             </w:r>
           </w:p>
         </w:tc>
         <w:tc>
           <w:tcPr>
-            <w:tcW w:w="4665" w:type="dxa"/>
-            <w:tcBorders/>
-            <w:shd w:val="clear" w:fill="auto"/>
-            <w:tcMar>
-              <w:left w:w="108" w:type="dxa"/>
-            </w:tcMar>
+            <w:tcW w:w="4666" w:type="dxa"/>
+            <w:tcBorders/>
+            <w:shd w:val="clear" w:fill="auto"/>
             <w:vAlign w:val="center"/>
           </w:tcPr>
           <w:p>
@@ -1161,10 +1433,14 @@
               <w:bidi w:val="false"/>
               <w:spacing w:before="0" w:after="160" w:line="252" w:lineRule="auto"/>
               <w:jc w:val="left"/>
-              <w:rPr/>
-            </w:pPr>
-            <w:r>
-              <w:rPr/>
+              <w:rPr>
+                <w:sz w:val="20"/>
+              </w:rPr>
+            </w:pPr>
+            <w:r>
+              <w:rPr>
+                <w:sz w:val="20"/>
+              </w:rPr>
               <w:t>Publicação e entrega do projeto concluído</w:t>
             </w:r>
           </w:p>
@@ -1174,9 +1450,6 @@
             <w:tcW w:w="2139" w:type="dxa"/>
             <w:tcBorders/>
             <w:shd w:val="clear" w:fill="auto"/>
-            <w:tcMar>
-              <w:left w:w="108" w:type="dxa"/>
-            </w:tcMar>
             <w:vAlign w:val="center"/>
           </w:tcPr>
           <w:p>
@@ -1184,22 +1457,23 @@
               <w:pStyle w:val="Normal"/>
               <w:spacing w:before="0" w:after="160"/>
               <w:jc w:val="center"/>
-              <w:rPr/>
-            </w:pPr>
-            <w:r>
-              <w:rPr/>
+              <w:rPr>
+                <w:sz w:val="20"/>
+              </w:rPr>
+            </w:pPr>
+            <w:r>
+              <w:rPr>
+                <w:sz w:val="20"/>
+              </w:rPr>
               <w:t>AGÊNCIA</w:t>
             </w:r>
           </w:p>
         </w:tc>
         <w:tc>
           <w:tcPr>
-            <w:tcW w:w="1806" w:type="dxa"/>
-            <w:tcBorders/>
-            <w:shd w:val="clear" w:fill="auto"/>
-            <w:tcMar>
-              <w:left w:w="108" w:type="dxa"/>
-            </w:tcMar>
+            <w:tcW w:w="1805" w:type="dxa"/>
+            <w:tcBorders/>
+            <w:shd w:val="clear" w:fill="auto"/>
             <w:vAlign w:val="center"/>
           </w:tcPr>
           <w:p>
@@ -1207,10 +1481,14 @@
               <w:pStyle w:val="Normal"/>
               <w:spacing w:before="0" w:after="160"/>
               <w:jc w:val="center"/>
-              <w:rPr/>
-            </w:pPr>
-            <w:r>
-              <w:rPr/>
+              <w:rPr>
+                <w:sz w:val="20"/>
+              </w:rPr>
+            </w:pPr>
+            <w:r>
+              <w:rPr>
+                <w:sz w:val="20"/>
+              </w:rPr>
               <w:t>1 dia útil</w:t>
             </w:r>
           </w:p>
@@ -1243,6 +1521,7 @@
     <w:p>
       <w:pPr>
         <w:pStyle w:val="Normal"/>
+        <w:spacing w:before="0" w:after="160"/>
         <w:rPr/>
       </w:pPr>
       <w:r>
@@ -1365,10 +1644,11 @@
         <w:tblStyle w:val="Tabelacomgrade"/>
         <w:tblW w:w="9352" w:type="dxa"/>
         <w:jc w:val="left"/>
-        <w:tblInd w:w="0" w:type="dxa"/>
+        <w:tblInd w:w="98" w:type="dxa"/>
+        <w:tblLayout w:type="fixed"/>
         <w:tblCellMar>
           <w:top w:w="0" w:type="dxa"/>
-          <w:left w:w="108" w:type="dxa"/>
+          <w:left w:w="93" w:type="dxa"/>
           <w:bottom w:w="0" w:type="dxa"/>
           <w:right w:w="108" w:type="dxa"/>
         </w:tblCellMar>
@@ -1385,9 +1665,6 @@
             <w:tcW w:w="4676" w:type="dxa"/>
             <w:tcBorders/>
             <w:shd w:val="clear" w:fill="auto"/>
-            <w:tcMar>
-              <w:left w:w="108" w:type="dxa"/>
-            </w:tcMar>
           </w:tcPr>
           <w:p>
             <w:pPr>
@@ -1397,10 +1674,14 @@
               <w:bidi w:val="false"/>
               <w:spacing w:before="0" w:after="160" w:line="252" w:lineRule="auto"/>
               <w:jc w:val="left"/>
-              <w:rPr/>
-            </w:pPr>
-            <w:r>
-              <w:rPr/>
+              <w:rPr>
+                <w:sz w:val="20"/>
+              </w:rPr>
+            </w:pPr>
+            <w:r>
+              <w:rPr>
+                <w:sz w:val="20"/>
+              </w:rPr>
               <w:t>Forma de Pagamento:</w:t>
             </w:r>
           </w:p>
@@ -1410,9 +1691,6 @@
             <w:tcW w:w="4675" w:type="dxa"/>
             <w:tcBorders/>
             <w:shd w:val="clear" w:fill="auto"/>
-            <w:tcMar>
-              <w:left w:w="108" w:type="dxa"/>
-            </w:tcMar>
           </w:tcPr>
           <w:p>
             <w:pPr>
@@ -1422,11 +1700,15 @@
               <w:bidi w:val="false"/>
               <w:spacing w:before="0" w:after="160" w:line="252" w:lineRule="auto"/>
               <w:jc w:val="left"/>
-              <w:rPr/>
-            </w:pPr>
-            <w:r>
-              <w:rPr/>
-              <w:t>[dados.CONTRATO_FORMA_PAGAMENTO.nome]</w:t>
+              <w:rPr>
+                <w:sz w:val="20"/>
+              </w:rPr>
+            </w:pPr>
+            <w:r>
+              <w:rPr>
+                <w:sz w:val="20"/>
+              </w:rPr>
+              <w:t xml:space="preserve">Pagarei com amor</w:t>
             </w:r>
           </w:p>
         </w:tc>
@@ -1438,9 +1720,6 @@
             <w:tcW w:w="4676" w:type="dxa"/>
             <w:tcBorders/>
             <w:shd w:val="clear" w:fill="auto"/>
-            <w:tcMar>
-              <w:left w:w="108" w:type="dxa"/>
-            </w:tcMar>
           </w:tcPr>
           <w:p>
             <w:pPr>
@@ -1450,10 +1729,14 @@
               <w:bidi w:val="false"/>
               <w:spacing w:before="0" w:after="160" w:line="252" w:lineRule="auto"/>
               <w:jc w:val="left"/>
-              <w:rPr/>
-            </w:pPr>
-            <w:r>
-              <w:rPr/>
+              <w:rPr>
+                <w:sz w:val="20"/>
+              </w:rPr>
+            </w:pPr>
+            <w:r>
+              <w:rPr>
+                <w:sz w:val="20"/>
+              </w:rPr>
               <w:t>Parcelamento:</w:t>
             </w:r>
           </w:p>
@@ -1463,9 +1746,6 @@
             <w:tcW w:w="4675" w:type="dxa"/>
             <w:tcBorders/>
             <w:shd w:val="clear" w:fill="auto"/>
-            <w:tcMar>
-              <w:left w:w="108" w:type="dxa"/>
-            </w:tcMar>
           </w:tcPr>
           <w:p>
             <w:pPr>
@@ -1475,11 +1755,69 @@
               <w:bidi w:val="false"/>
               <w:spacing w:before="0" w:after="160" w:line="252" w:lineRule="auto"/>
               <w:jc w:val="left"/>
-              <w:rPr/>
-            </w:pPr>
-            <w:r>
-              <w:rPr/>
-              <w:t>[dados.CONTRATO_PARCELAMENTO.nome]</w:t>
+              <w:rPr>
+                <w:sz w:val="20"/>
+              </w:rPr>
+            </w:pPr>
+            <w:r>
+              <w:rPr>
+                <w:sz w:val="20"/>
+              </w:rPr>
+              <w:t xml:space="preserve">A parcelas a deusdará</w:t>
+            </w:r>
+          </w:p>
+        </w:tc>
+      </w:tr>
+      <w:tr>
+        <w:trPr/>
+        <w:tc>
+          <w:tcPr>
+            <w:tcW w:w="4676" w:type="dxa"/>
+            <w:tcBorders/>
+            <w:shd w:val="clear" w:fill="auto"/>
+          </w:tcPr>
+          <w:p>
+            <w:pPr>
+              <w:pStyle w:val="Normal"/>
+              <w:widowControl/>
+              <w:suppressAutoHyphens w:val="true"/>
+              <w:bidi w:val="false"/>
+              <w:spacing w:before="0" w:after="160" w:line="252" w:lineRule="auto"/>
+              <w:jc w:val="left"/>
+              <w:rPr>
+                <w:sz w:val="20"/>
+              </w:rPr>
+            </w:pPr>
+            <w:r>
+              <w:rPr>
+                <w:sz w:val="20"/>
+              </w:rPr>
+              <w:t>Valor da Mensalidade:</w:t>
+            </w:r>
+          </w:p>
+        </w:tc>
+        <w:tc>
+          <w:tcPr>
+            <w:tcW w:w="4675" w:type="dxa"/>
+            <w:tcBorders/>
+            <w:shd w:val="clear" w:fill="auto"/>
+          </w:tcPr>
+          <w:p>
+            <w:pPr>
+              <w:pStyle w:val="Normal"/>
+              <w:widowControl/>
+              <w:suppressAutoHyphens w:val="true"/>
+              <w:bidi w:val="false"/>
+              <w:spacing w:before="0" w:after="160" w:line="252" w:lineRule="auto"/>
+              <w:jc w:val="left"/>
+              <w:rPr>
+                <w:sz w:val="20"/>
+              </w:rPr>
+            </w:pPr>
+            <w:r>
+              <w:rPr>
+                <w:sz w:val="20"/>
+              </w:rPr>
             </w:r>
           </w:p>
         </w:tc>
@@ -1846,28 +2184,128 @@
       </w:r>
     </w:p>
     <w:sectPr>
-      <w:headerReference w:type="default" r:id="rId2"/>
-      <w:footerReference w:type="default" r:id="rId3"/>
+      <w:headerReference w:type="even" r:id="rId2"/>
+      <w:headerReference w:type="default" r:id="rId3"/>
+      <w:headerReference w:type="first" r:id="rId4"/>
+      <w:footerReference w:type="even" r:id="rId5"/>
+      <w:footerReference w:type="default" r:id="rId6"/>
+      <w:footerReference w:type="first" r:id="rId7"/>
       <w:type w:val="nextPage"/>
       <w:pgSz w:w="11906" w:h="16838"/>
       <w:pgMar w:top="1152" w:right="1701" w:bottom="1417" w:left="993" w:header="0" w:footer="708" w:gutter="0"/>
       <w:pgNumType w:fmt="decimal"/>
       <w:formProt w:val="false"/>
       <w:textDirection w:val="lrTb"/>
-      <w:docGrid w:type="default" w:linePitch="360" w:charSpace="4294965042"/>
+      <w:docGrid w:type="default" w:linePitch="360" w:charSpace="0"/>
     </w:sectPr>
   </w:body>
 </w:document>
 </file>
 
 <file path=word/footer1.xml><?xml version="1.0" encoding="utf-8"?>
-<w:ftr xmlns:o="urn:schemas-microsoft-com:office:office" xmlns:r="http://schemas.openxmlformats.org/officeDocument/2006/relationships" xmlns:v="urn:schemas-microsoft-com:vml" xmlns:w="http://schemas.openxmlformats.org/wordprocessingml/2006/main" xmlns:w10="urn:schemas-microsoft-com:office:word" xmlns:wp="http://schemas.openxmlformats.org/drawingml/2006/wordprocessingDrawing" xmlns:wps="http://schemas.microsoft.com/office/word/2010/wordprocessingShape" xmlns:wpg="http://schemas.microsoft.com/office/word/2010/wordprocessingGroup" xmlns:mc="http://schemas.openxmlformats.org/markup-compatibility/2006" xmlns:wp14="http://schemas.microsoft.com/office/word/2010/wordprocessingDrawing" xmlns:w14="http://schemas.microsoft.com/office/word/2010/wordml" mc:Ignorable="w14 wp14">
+<w:ftr xmlns:o="urn:schemas-microsoft-com:office:office" xmlns:r="http://schemas.openxmlformats.org/officeDocument/2006/relationships" xmlns:v="urn:schemas-microsoft-com:vml" xmlns:w="http://schemas.openxmlformats.org/wordprocessingml/2006/main" xmlns:w10="urn:schemas-microsoft-com:office:word" xmlns:wp="http://schemas.openxmlformats.org/drawingml/2006/wordprocessingDrawing" xmlns:pic="http://schemas.openxmlformats.org/drawingml/2006/picture" xmlns:wps="http://schemas.microsoft.com/office/word/2010/wordprocessingShape" xmlns:wpg="http://schemas.microsoft.com/office/word/2010/wordprocessingGroup" xmlns:mc="http://schemas.openxmlformats.org/markup-compatibility/2006" xmlns:wp14="http://schemas.microsoft.com/office/word/2010/wordprocessingDrawing" xmlns:w14="http://schemas.microsoft.com/office/word/2010/wordml" xmlns:w15="http://schemas.microsoft.com/office/word/2012/wordml" mc:Ignorable="w14 wp14 w15">
+  <w:p>
+    <w:pPr>
+      <w:pStyle w:val="Footer"/>
+      <w:spacing w:before="0" w:after="160"/>
+      <w:rPr/>
+    </w:pPr>
+    <w:r>
+      <w:rPr/>
+    </w:r>
+  </w:p>
+</w:ftr>
+</file>
+
+<file path=word/footer2.xml><?xml version="1.0" encoding="utf-8"?>
+<w:ftr xmlns:o="urn:schemas-microsoft-com:office:office" xmlns:r="http://schemas.openxmlformats.org/officeDocument/2006/relationships" xmlns:v="urn:schemas-microsoft-com:vml" xmlns:w="http://schemas.openxmlformats.org/wordprocessingml/2006/main" xmlns:w10="urn:schemas-microsoft-com:office:word" xmlns:wp="http://schemas.openxmlformats.org/drawingml/2006/wordprocessingDrawing" xmlns:pic="http://schemas.openxmlformats.org/drawingml/2006/picture" xmlns:wps="http://schemas.microsoft.com/office/word/2010/wordprocessingShape" xmlns:wpg="http://schemas.microsoft.com/office/word/2010/wordprocessingGroup" xmlns:mc="http://schemas.openxmlformats.org/markup-compatibility/2006" xmlns:wp14="http://schemas.microsoft.com/office/word/2010/wordprocessingDrawing" xmlns:w14="http://schemas.microsoft.com/office/word/2010/wordml" xmlns:w15="http://schemas.microsoft.com/office/word/2012/wordml" mc:Ignorable="w14 wp14 w15">
   <w:p>
     <w:pPr>
       <w:pStyle w:val="Footer"/>
       <w:jc w:val="right"/>
       <w:rPr>
         <w:b/>
+        <w:sz w:val="20"/>
+      </w:rPr>
+    </w:pPr>
+    <w:r>
+      <w:rPr>
+        <w:b/>
+        <w:sz w:val="20"/>
+      </w:rPr>
+      <w:t>CASANOVA DIGITAL</w:t>
+    </w:r>
+  </w:p>
+  <w:p>
+    <w:pPr>
+      <w:pStyle w:val="Footer"/>
+      <w:jc w:val="center"/>
+      <w:rPr>
+        <w:sz w:val="20"/>
+      </w:rPr>
+    </w:pPr>
+    <w:r>
+      <w:rPr>
+        <w:sz w:val="20"/>
+      </w:rPr>
+    </w:r>
+  </w:p>
+  <w:p>
+    <w:pPr>
+      <w:pStyle w:val="Footer"/>
+      <w:jc w:val="right"/>
+      <w:rPr>
+        <w:sz w:val="20"/>
+      </w:rPr>
+    </w:pPr>
+    <w:r>
+      <w:rPr>
+        <w:sz w:val="20"/>
+      </w:rPr>
+      <w:t>(31) 2533.1547 / 3374.6365</w:t>
+    </w:r>
+  </w:p>
+  <w:p>
+    <w:pPr>
+      <w:pStyle w:val="Footer"/>
+      <w:jc w:val="right"/>
+      <w:rPr>
+        <w:sz w:val="20"/>
+      </w:rPr>
+    </w:pPr>
+    <w:r>
+      <w:rPr>
+        <w:sz w:val="20"/>
+      </w:rPr>
+      <w:t>Açucenas, 370 – Nova Suíça – BH</w:t>
+    </w:r>
+  </w:p>
+  <w:p>
+    <w:pPr>
+      <w:pStyle w:val="Footer"/>
+      <w:spacing w:before="0" w:after="160"/>
+      <w:jc w:val="right"/>
+      <w:rPr>
+        <w:sz w:val="20"/>
+      </w:rPr>
+    </w:pPr>
+    <w:r>
+      <w:rPr>
+        <w:sz w:val="20"/>
+      </w:rPr>
+      <w:t>www.casanovadigital.com.br</w:t>
+    </w:r>
+  </w:p>
+</w:ftr>
+</file>
+
+<file path=word/footer3.xml><?xml version="1.0" encoding="utf-8"?>
+<w:ftr xmlns:o="urn:schemas-microsoft-com:office:office" xmlns:r="http://schemas.openxmlformats.org/officeDocument/2006/relationships" xmlns:v="urn:schemas-microsoft-com:vml" xmlns:w="http://schemas.openxmlformats.org/wordprocessingml/2006/main" xmlns:w10="urn:schemas-microsoft-com:office:word" xmlns:wp="http://schemas.openxmlformats.org/drawingml/2006/wordprocessingDrawing" xmlns:pic="http://schemas.openxmlformats.org/drawingml/2006/picture" xmlns:wps="http://schemas.microsoft.com/office/word/2010/wordprocessingShape" xmlns:wpg="http://schemas.microsoft.com/office/word/2010/wordprocessingGroup" xmlns:mc="http://schemas.openxmlformats.org/markup-compatibility/2006" xmlns:wp14="http://schemas.microsoft.com/office/word/2010/wordprocessingDrawing" xmlns:w14="http://schemas.microsoft.com/office/word/2010/wordml" xmlns:w15="http://schemas.microsoft.com/office/word/2012/wordml" mc:Ignorable="w14 wp14 w15">
+  <w:p>
+    <w:pPr>
+      <w:pStyle w:val="Footer"/>
+      <w:jc w:val="right"/>
+      <w:rPr>
         <w:b/>
         <w:sz w:val="20"/>
       </w:rPr>
@@ -1944,18 +2382,33 @@
 </file>
 
 <file path=word/header1.xml><?xml version="1.0" encoding="utf-8"?>
-<w:hdr xmlns:o="urn:schemas-microsoft-com:office:office" xmlns:r="http://schemas.openxmlformats.org/officeDocument/2006/relationships" xmlns:v="urn:schemas-microsoft-com:vml" xmlns:w="http://schemas.openxmlformats.org/wordprocessingml/2006/main" xmlns:w10="urn:schemas-microsoft-com:office:word" xmlns:wp="http://schemas.openxmlformats.org/drawingml/2006/wordprocessingDrawing" xmlns:wps="http://schemas.microsoft.com/office/word/2010/wordprocessingShape" xmlns:wpg="http://schemas.microsoft.com/office/word/2010/wordprocessingGroup" xmlns:mc="http://schemas.openxmlformats.org/markup-compatibility/2006" xmlns:wp14="http://schemas.microsoft.com/office/word/2010/wordprocessingDrawing" xmlns:w14="http://schemas.microsoft.com/office/word/2010/wordml" mc:Ignorable="w14 wp14">
+<w:hdr xmlns:o="urn:schemas-microsoft-com:office:office" xmlns:r="http://schemas.openxmlformats.org/officeDocument/2006/relationships" xmlns:v="urn:schemas-microsoft-com:vml" xmlns:w="http://schemas.openxmlformats.org/wordprocessingml/2006/main" xmlns:w10="urn:schemas-microsoft-com:office:word" xmlns:wp="http://schemas.openxmlformats.org/drawingml/2006/wordprocessingDrawing" xmlns:pic="http://schemas.openxmlformats.org/drawingml/2006/picture" xmlns:wps="http://schemas.microsoft.com/office/word/2010/wordprocessingShape" xmlns:wpg="http://schemas.microsoft.com/office/word/2010/wordprocessingGroup" xmlns:mc="http://schemas.openxmlformats.org/markup-compatibility/2006" xmlns:wp14="http://schemas.microsoft.com/office/word/2010/wordprocessingDrawing" xmlns:w14="http://schemas.microsoft.com/office/word/2010/wordml" xmlns:w15="http://schemas.microsoft.com/office/word/2012/wordml" mc:Ignorable="w14 wp14 w15">
   <w:p>
     <w:pPr>
       <w:pStyle w:val="Header"/>
       <w:spacing w:before="0" w:after="160"/>
-      <w:ind w:left="-1701" w:hanging="0"/>
+      <w:rPr/>
+    </w:pPr>
+    <w:r>
+      <w:rPr/>
+    </w:r>
+  </w:p>
+</w:hdr>
+</file>
+
+<file path=word/header2.xml><?xml version="1.0" encoding="utf-8"?>
+<w:hdr xmlns:o="urn:schemas-microsoft-com:office:office" xmlns:r="http://schemas.openxmlformats.org/officeDocument/2006/relationships" xmlns:v="urn:schemas-microsoft-com:vml" xmlns:w="http://schemas.openxmlformats.org/wordprocessingml/2006/main" xmlns:w10="urn:schemas-microsoft-com:office:word" xmlns:wp="http://schemas.openxmlformats.org/drawingml/2006/wordprocessingDrawing" xmlns:pic="http://schemas.openxmlformats.org/drawingml/2006/picture" xmlns:wps="http://schemas.microsoft.com/office/word/2010/wordprocessingShape" xmlns:wpg="http://schemas.microsoft.com/office/word/2010/wordprocessingGroup" xmlns:mc="http://schemas.openxmlformats.org/markup-compatibility/2006" xmlns:wp14="http://schemas.microsoft.com/office/word/2010/wordprocessingDrawing" xmlns:w14="http://schemas.microsoft.com/office/word/2010/wordml" xmlns:w15="http://schemas.microsoft.com/office/word/2012/wordml" mc:Ignorable="w14 wp14 w15">
+  <w:p>
+    <w:pPr>
+      <w:pStyle w:val="Header"/>
+      <w:spacing w:before="0" w:after="160"/>
+      <w:ind w:hanging="0" w:left="-1701"/>
       <w:rPr/>
     </w:pPr>
     <w:r>
       <w:rPr/>
       <w:drawing>
-        <wp:inline distT="0" distB="0" distL="19050" distR="0">
+        <wp:inline distT="0" distB="0" distL="0" distR="0">
           <wp:extent cx="8426450" cy="1019175"/>
           <wp:effectExtent l="0" t="0" r="0" b="0"/>
           <wp:docPr id="1" name="Image5" descr=""/>
@@ -1985,6 +2438,61 @@
                   <a:prstGeom prst="rect">
                     <a:avLst/>
                   </a:prstGeom>
+                  <a:noFill/>
+                </pic:spPr>
+              </pic:pic>
+            </a:graphicData>
+          </a:graphic>
+        </wp:inline>
+      </w:drawing>
+    </w:r>
+  </w:p>
+</w:hdr>
+</file>
+
+<file path=word/header3.xml><?xml version="1.0" encoding="utf-8"?>
+<w:hdr xmlns:o="urn:schemas-microsoft-com:office:office" xmlns:r="http://schemas.openxmlformats.org/officeDocument/2006/relationships" xmlns:v="urn:schemas-microsoft-com:vml" xmlns:w="http://schemas.openxmlformats.org/wordprocessingml/2006/main" xmlns:w10="urn:schemas-microsoft-com:office:word" xmlns:wp="http://schemas.openxmlformats.org/drawingml/2006/wordprocessingDrawing" xmlns:pic="http://schemas.openxmlformats.org/drawingml/2006/picture" xmlns:wps="http://schemas.microsoft.com/office/word/2010/wordprocessingShape" xmlns:wpg="http://schemas.microsoft.com/office/word/2010/wordprocessingGroup" xmlns:mc="http://schemas.openxmlformats.org/markup-compatibility/2006" xmlns:wp14="http://schemas.microsoft.com/office/word/2010/wordprocessingDrawing" xmlns:w14="http://schemas.microsoft.com/office/word/2010/wordml" xmlns:w15="http://schemas.microsoft.com/office/word/2012/wordml" mc:Ignorable="w14 wp14 w15">
+  <w:p>
+    <w:pPr>
+      <w:pStyle w:val="Header"/>
+      <w:spacing w:before="0" w:after="160"/>
+      <w:ind w:hanging="0" w:left="-1701"/>
+      <w:rPr/>
+    </w:pPr>
+    <w:r>
+      <w:rPr/>
+      <w:drawing>
+        <wp:inline distT="0" distB="0" distL="0" distR="0">
+          <wp:extent cx="8426450" cy="1019175"/>
+          <wp:effectExtent l="0" t="0" r="0" b="0"/>
+          <wp:docPr id="2" name="Image5" descr=""/>
+          <wp:cNvGraphicFramePr>
+            <a:graphicFrameLocks xmlns:a="http://schemas.openxmlformats.org/drawingml/2006/main" noChangeAspect="1"/>
+          </wp:cNvGraphicFramePr>
+          <a:graphic xmlns:a="http://schemas.openxmlformats.org/drawingml/2006/main">
+            <a:graphicData uri="http://schemas.openxmlformats.org/drawingml/2006/picture">
+              <pic:pic xmlns:pic="http://schemas.openxmlformats.org/drawingml/2006/picture">
+                <pic:nvPicPr>
+                  <pic:cNvPr id="2" name="Image5" descr=""/>
+                  <pic:cNvPicPr>
+                    <a:picLocks noChangeAspect="1" noChangeArrowheads="1"/>
+                  </pic:cNvPicPr>
+                </pic:nvPicPr>
+                <pic:blipFill>
+                  <a:blip r:embed="rId1"/>
+                  <a:stretch>
+                    <a:fillRect/>
+                  </a:stretch>
+                </pic:blipFill>
+                <pic:spPr bwMode="auto">
+                  <a:xfrm>
+                    <a:off x="0" y="0"/>
+                    <a:ext cx="8426450" cy="1019175"/>
+                  </a:xfrm>
+                  <a:prstGeom prst="rect">
+                    <a:avLst/>
+                  </a:prstGeom>
+                  <a:noFill/>
                 </pic:spPr>
               </pic:pic>
             </a:graphicData>
@@ -2006,7 +2514,9 @@
       </w:rPr>
     </w:rPrDefault>
     <w:pPrDefault>
-      <w:pPr/>
+      <w:pPr>
+        <w:suppressAutoHyphens w:val="true"/>
+      </w:pPr>
     </w:pPrDefault>
   </w:docDefaults>
   <w:latentStyles w:defLockedState="0" w:defUIPriority="99" w:defSemiHidden="1" w:defUnhideWhenUsed="1" w:defQFormat="0" w:count="267">
@@ -2167,7 +2677,7 @@
       <w:kern w:val="0"/>
       <w:sz w:val="22"/>
       <w:szCs w:val="22"/>
-      <w:lang w:eastAsia="en-US" w:val="pt-BR" w:bidi="ar-SA"/>
+      <w:lang w:val="pt-BR" w:eastAsia="en-US" w:bidi="ar-SA"/>
     </w:rPr>
   </w:style>
   <w:style w:type="character" w:styleId="DefaultParagraphFont" w:default="1">
@@ -2181,7 +2691,6 @@
   <w:style w:type="character" w:styleId="CabealhoChar" w:customStyle="1">
     <w:name w:val="Cabeçalho Char"/>
     <w:basedOn w:val="DefaultParagraphFont"/>
-    <w:link w:val="Header"/>
     <w:uiPriority w:val="99"/>
     <w:qFormat/>
     <w:rsid w:val="00c905a5"/>
@@ -2190,7 +2699,6 @@
   <w:style w:type="character" w:styleId="RodapChar" w:customStyle="1">
     <w:name w:val="Rodapé Char"/>
     <w:basedOn w:val="DefaultParagraphFont"/>
-    <w:link w:val="Footer"/>
     <w:uiPriority w:val="99"/>
     <w:qFormat/>
     <w:rsid w:val="00c905a5"/>
@@ -2201,6 +2709,7 @@
     <w:basedOn w:val="DefaultParagraphFont"/>
     <w:uiPriority w:val="99"/>
     <w:unhideWhenUsed/>
+    <w:qFormat/>
     <w:rsid w:val="00d756dd"/>
     <w:rPr>
       <w:color w:val="0000FF"/>
@@ -2210,7 +2719,6 @@
   <w:style w:type="character" w:styleId="TextodebaloChar" w:customStyle="1">
     <w:name w:val="Texto de balão Char"/>
     <w:basedOn w:val="DefaultParagraphFont"/>
-    <w:link w:val="Textodebalo"/>
     <w:uiPriority w:val="99"/>
     <w:semiHidden/>
     <w:qFormat/>
@@ -2234,734 +2742,6 @@
       <w:u w:val="single"/>
     </w:rPr>
   </w:style>
-  <w:style w:type="character" w:styleId="ListLabel1" w:customStyle="1">
-    <w:name w:val="ListLabel 1"/>
-    <w:qFormat/>
-    <w:rsid w:val="00dd4072"/>
-    <w:rPr>
-      <w:color w:val="7ABA3A"/>
-    </w:rPr>
-  </w:style>
-  <w:style w:type="character" w:styleId="ListLabel2" w:customStyle="1">
-    <w:name w:val="ListLabel 2"/>
-    <w:qFormat/>
-    <w:rsid w:val="00dd4072"/>
-    <w:rPr>
-      <w:rFonts w:cs="Courier New"/>
-    </w:rPr>
-  </w:style>
-  <w:style w:type="character" w:styleId="ListLabel3" w:customStyle="1">
-    <w:name w:val="ListLabel 3"/>
-    <w:qFormat/>
-    <w:rsid w:val="00dd4072"/>
-    <w:rPr>
-      <w:color w:val="00000A"/>
-    </w:rPr>
-  </w:style>
-  <w:style w:type="character" w:styleId="ListLabel4" w:customStyle="1">
-    <w:name w:val="ListLabel 4"/>
-    <w:qFormat/>
-    <w:rsid w:val="00dd4072"/>
-    <w:rPr>
-      <w:rFonts w:cs="Wingdings"/>
-    </w:rPr>
-  </w:style>
-  <w:style w:type="character" w:styleId="ListLabel5" w:customStyle="1">
-    <w:name w:val="ListLabel 5"/>
-    <w:qFormat/>
-    <w:rsid w:val="00dd4072"/>
-    <w:rPr>
-      <w:rFonts w:cs="Courier New"/>
-    </w:rPr>
-  </w:style>
-  <w:style w:type="character" w:styleId="ListLabel6" w:customStyle="1">
-    <w:name w:val="ListLabel 6"/>
-    <w:qFormat/>
-    <w:rsid w:val="00dd4072"/>
-    <w:rPr>
-      <w:rFonts w:cs="Symbol"/>
-    </w:rPr>
-  </w:style>
-  <w:style w:type="character" w:styleId="ListLabel7" w:customStyle="1">
-    <w:name w:val="ListLabel 7"/>
-    <w:qFormat/>
-    <w:rsid w:val="00dd4072"/>
-    <w:rPr>
-      <w:rFonts w:cs="Wingdings"/>
-    </w:rPr>
-  </w:style>
-  <w:style w:type="character" w:styleId="ListLabel8" w:customStyle="1">
-    <w:name w:val="ListLabel 8"/>
-    <w:qFormat/>
-    <w:rsid w:val="00dd4072"/>
-    <w:rPr>
-      <w:rFonts w:cs="Courier New"/>
-    </w:rPr>
-  </w:style>
-  <w:style w:type="character" w:styleId="ListLabel9" w:customStyle="1">
-    <w:name w:val="ListLabel 9"/>
-    <w:qFormat/>
-    <w:rsid w:val="00dd4072"/>
-    <w:rPr>
-      <w:rFonts w:cs="Symbol"/>
-    </w:rPr>
-  </w:style>
-  <w:style w:type="character" w:styleId="ListLabel10" w:customStyle="1">
-    <w:name w:val="ListLabel 10"/>
-    <w:qFormat/>
-    <w:rsid w:val="00dd4072"/>
-    <w:rPr>
-      <w:rFonts w:cs="Wingdings"/>
-    </w:rPr>
-  </w:style>
-  <w:style w:type="character" w:styleId="ListLabel11" w:customStyle="1">
-    <w:name w:val="ListLabel 11"/>
-    <w:qFormat/>
-    <w:rsid w:val="00dd4072"/>
-    <w:rPr>
-      <w:rFonts w:cs="Courier New"/>
-    </w:rPr>
-  </w:style>
-  <w:style w:type="character" w:styleId="ListLabel12" w:customStyle="1">
-    <w:name w:val="ListLabel 12"/>
-    <w:qFormat/>
-    <w:rsid w:val="00dd4072"/>
-    <w:rPr>
-      <w:rFonts w:cs="Symbol"/>
-    </w:rPr>
-  </w:style>
-  <w:style w:type="character" w:styleId="ListLabel13" w:customStyle="1">
-    <w:name w:val="ListLabel 13"/>
-    <w:qFormat/>
-    <w:rsid w:val="00dd4072"/>
-    <w:rPr>
-      <w:rFonts w:cs="Wingdings"/>
-    </w:rPr>
-  </w:style>
-  <w:style w:type="character" w:styleId="ListLabel14" w:customStyle="1">
-    <w:name w:val="ListLabel 14"/>
-    <w:qFormat/>
-    <w:rsid w:val="00dd4072"/>
-    <w:rPr>
-      <w:rFonts w:cs="Courier New"/>
-    </w:rPr>
-  </w:style>
-  <w:style w:type="character" w:styleId="ListLabel15" w:customStyle="1">
-    <w:name w:val="ListLabel 15"/>
-    <w:qFormat/>
-    <w:rsid w:val="00dd4072"/>
-    <w:rPr>
-      <w:rFonts w:cs="Symbol"/>
-    </w:rPr>
-  </w:style>
-  <w:style w:type="character" w:styleId="ListLabel16" w:customStyle="1">
-    <w:name w:val="ListLabel 16"/>
-    <w:qFormat/>
-    <w:rsid w:val="00dd4072"/>
-    <w:rPr>
-      <w:rFonts w:cs="Wingdings"/>
-    </w:rPr>
-  </w:style>
-  <w:style w:type="character" w:styleId="ListLabel17" w:customStyle="1">
-    <w:name w:val="ListLabel 17"/>
-    <w:qFormat/>
-    <w:rsid w:val="00dd4072"/>
-    <w:rPr>
-      <w:rFonts w:cs="Courier New"/>
-    </w:rPr>
-  </w:style>
-  <w:style w:type="character" w:styleId="ListLabel18" w:customStyle="1">
-    <w:name w:val="ListLabel 18"/>
-    <w:qFormat/>
-    <w:rsid w:val="00dd4072"/>
-    <w:rPr>
-      <w:rFonts w:cs="Symbol"/>
-    </w:rPr>
-  </w:style>
-  <w:style w:type="character" w:styleId="ListLabel19" w:customStyle="1">
-    <w:name w:val="ListLabel 19"/>
-    <w:qFormat/>
-    <w:rsid w:val="00dd4072"/>
-    <w:rPr>
-      <w:rFonts w:cs="Wingdings"/>
-      <w:sz w:val="28"/>
-    </w:rPr>
-  </w:style>
-  <w:style w:type="character" w:styleId="ListLabel20" w:customStyle="1">
-    <w:name w:val="ListLabel 20"/>
-    <w:qFormat/>
-    <w:rsid w:val="00dd4072"/>
-    <w:rPr>
-      <w:rFonts w:cs="Courier New"/>
-    </w:rPr>
-  </w:style>
-  <w:style w:type="character" w:styleId="ListLabel21" w:customStyle="1">
-    <w:name w:val="ListLabel 21"/>
-    <w:qFormat/>
-    <w:rsid w:val="00dd4072"/>
-    <w:rPr>
-      <w:rFonts w:cs="Wingdings"/>
-    </w:rPr>
-  </w:style>
-  <w:style w:type="character" w:styleId="ListLabel22" w:customStyle="1">
-    <w:name w:val="ListLabel 22"/>
-    <w:qFormat/>
-    <w:rsid w:val="00dd4072"/>
-    <w:rPr>
-      <w:rFonts w:cs="Symbol"/>
-    </w:rPr>
-  </w:style>
-  <w:style w:type="character" w:styleId="ListLabel23" w:customStyle="1">
-    <w:name w:val="ListLabel 23"/>
-    <w:qFormat/>
-    <w:rsid w:val="00dd4072"/>
-    <w:rPr>
-      <w:rFonts w:cs="Courier New"/>
-    </w:rPr>
-  </w:style>
-  <w:style w:type="character" w:styleId="ListLabel24" w:customStyle="1">
-    <w:name w:val="ListLabel 24"/>
-    <w:qFormat/>
-    <w:rsid w:val="00dd4072"/>
-    <w:rPr>
-      <w:rFonts w:cs="Wingdings"/>
-    </w:rPr>
-  </w:style>
-  <w:style w:type="character" w:styleId="ListLabel25" w:customStyle="1">
-    <w:name w:val="ListLabel 25"/>
-    <w:qFormat/>
-    <w:rsid w:val="00dd4072"/>
-    <w:rPr>
-      <w:rFonts w:cs="Symbol"/>
-    </w:rPr>
-  </w:style>
-  <w:style w:type="character" w:styleId="ListLabel26" w:customStyle="1">
-    <w:name w:val="ListLabel 26"/>
-    <w:qFormat/>
-    <w:rsid w:val="00dd4072"/>
-    <w:rPr>
-      <w:rFonts w:cs="Courier New"/>
-    </w:rPr>
-  </w:style>
-  <w:style w:type="character" w:styleId="ListLabel27" w:customStyle="1">
-    <w:name w:val="ListLabel 27"/>
-    <w:qFormat/>
-    <w:rsid w:val="00dd4072"/>
-    <w:rPr>
-      <w:rFonts w:cs="Wingdings"/>
-    </w:rPr>
-  </w:style>
-  <w:style w:type="character" w:styleId="ListLabel28" w:customStyle="1">
-    <w:name w:val="ListLabel 28"/>
-    <w:qFormat/>
-    <w:rsid w:val="00dd4072"/>
-    <w:rPr>
-      <w:rFonts w:cs="Wingdings"/>
-      <w:b/>
-    </w:rPr>
-  </w:style>
-  <w:style w:type="character" w:styleId="ListLabel29" w:customStyle="1">
-    <w:name w:val="ListLabel 29"/>
-    <w:qFormat/>
-    <w:rsid w:val="00dd4072"/>
-    <w:rPr>
-      <w:rFonts w:cs="Courier New"/>
-    </w:rPr>
-  </w:style>
-  <w:style w:type="character" w:styleId="ListLabel30" w:customStyle="1">
-    <w:name w:val="ListLabel 30"/>
-    <w:qFormat/>
-    <w:rsid w:val="00dd4072"/>
-    <w:rPr>
-      <w:rFonts w:cs="Wingdings"/>
-    </w:rPr>
-  </w:style>
-  <w:style w:type="character" w:styleId="ListLabel31" w:customStyle="1">
-    <w:name w:val="ListLabel 31"/>
-    <w:qFormat/>
-    <w:rsid w:val="00dd4072"/>
-    <w:rPr>
-      <w:rFonts w:cs="Symbol"/>
-    </w:rPr>
-  </w:style>
-  <w:style w:type="character" w:styleId="ListLabel32" w:customStyle="1">
-    <w:name w:val="ListLabel 32"/>
-    <w:qFormat/>
-    <w:rsid w:val="00dd4072"/>
-    <w:rPr>
-      <w:rFonts w:cs="Courier New"/>
-    </w:rPr>
-  </w:style>
-  <w:style w:type="character" w:styleId="ListLabel33" w:customStyle="1">
-    <w:name w:val="ListLabel 33"/>
-    <w:qFormat/>
-    <w:rsid w:val="00dd4072"/>
-    <w:rPr>
-      <w:rFonts w:cs="Wingdings"/>
-    </w:rPr>
-  </w:style>
-  <w:style w:type="character" w:styleId="ListLabel34" w:customStyle="1">
-    <w:name w:val="ListLabel 34"/>
-    <w:qFormat/>
-    <w:rsid w:val="00dd4072"/>
-    <w:rPr>
-      <w:rFonts w:cs="Symbol"/>
-    </w:rPr>
-  </w:style>
-  <w:style w:type="character" w:styleId="ListLabel35" w:customStyle="1">
-    <w:name w:val="ListLabel 35"/>
-    <w:qFormat/>
-    <w:rsid w:val="00dd4072"/>
-    <w:rPr>
-      <w:rFonts w:cs="Courier New"/>
-    </w:rPr>
-  </w:style>
-  <w:style w:type="character" w:styleId="ListLabel36" w:customStyle="1">
-    <w:name w:val="ListLabel 36"/>
-    <w:qFormat/>
-    <w:rsid w:val="00dd4072"/>
-    <w:rPr>
-      <w:rFonts w:cs="Wingdings"/>
-    </w:rPr>
-  </w:style>
-  <w:style w:type="character" w:styleId="ListLabel37" w:customStyle="1">
-    <w:name w:val="ListLabel 37"/>
-    <w:qFormat/>
-    <w:rsid w:val="00dd4072"/>
-    <w:rPr>
-      <w:rFonts w:cs="Wingdings"/>
-      <w:sz w:val="28"/>
-    </w:rPr>
-  </w:style>
-  <w:style w:type="character" w:styleId="ListLabel38" w:customStyle="1">
-    <w:name w:val="ListLabel 38"/>
-    <w:qFormat/>
-    <w:rsid w:val="00dd4072"/>
-    <w:rPr>
-      <w:rFonts w:cs="Courier New"/>
-    </w:rPr>
-  </w:style>
-  <w:style w:type="character" w:styleId="ListLabel39" w:customStyle="1">
-    <w:name w:val="ListLabel 39"/>
-    <w:qFormat/>
-    <w:rsid w:val="00dd4072"/>
-    <w:rPr>
-      <w:rFonts w:cs="Wingdings"/>
-    </w:rPr>
-  </w:style>
-  <w:style w:type="character" w:styleId="ListLabel40" w:customStyle="1">
-    <w:name w:val="ListLabel 40"/>
-    <w:qFormat/>
-    <w:rsid w:val="00dd4072"/>
-    <w:rPr>
-      <w:rFonts w:cs="Symbol"/>
-    </w:rPr>
-  </w:style>
-  <w:style w:type="character" w:styleId="ListLabel41" w:customStyle="1">
-    <w:name w:val="ListLabel 41"/>
-    <w:qFormat/>
-    <w:rsid w:val="00dd4072"/>
-    <w:rPr>
-      <w:rFonts w:cs="Courier New"/>
-    </w:rPr>
-  </w:style>
-  <w:style w:type="character" w:styleId="ListLabel42" w:customStyle="1">
-    <w:name w:val="ListLabel 42"/>
-    <w:qFormat/>
-    <w:rsid w:val="00dd4072"/>
-    <w:rPr>
-      <w:rFonts w:cs="Wingdings"/>
-    </w:rPr>
-  </w:style>
-  <w:style w:type="character" w:styleId="ListLabel43" w:customStyle="1">
-    <w:name w:val="ListLabel 43"/>
-    <w:qFormat/>
-    <w:rsid w:val="00dd4072"/>
-    <w:rPr>
-      <w:rFonts w:cs="Symbol"/>
-    </w:rPr>
-  </w:style>
-  <w:style w:type="character" w:styleId="ListLabel44" w:customStyle="1">
-    <w:name w:val="ListLabel 44"/>
-    <w:qFormat/>
-    <w:rsid w:val="00dd4072"/>
-    <w:rPr>
-      <w:rFonts w:cs="Courier New"/>
-    </w:rPr>
-  </w:style>
-  <w:style w:type="character" w:styleId="ListLabel45" w:customStyle="1">
-    <w:name w:val="ListLabel 45"/>
-    <w:qFormat/>
-    <w:rsid w:val="00dd4072"/>
-    <w:rPr>
-      <w:rFonts w:cs="Wingdings"/>
-    </w:rPr>
-  </w:style>
-  <w:style w:type="character" w:styleId="ListLabel46" w:customStyle="1">
-    <w:name w:val="ListLabel 46"/>
-    <w:qFormat/>
-    <w:rsid w:val="00dd4072"/>
-    <w:rPr>
-      <w:rFonts w:cs="Wingdings"/>
-      <w:b/>
-    </w:rPr>
-  </w:style>
-  <w:style w:type="character" w:styleId="ListLabel47" w:customStyle="1">
-    <w:name w:val="ListLabel 47"/>
-    <w:qFormat/>
-    <w:rsid w:val="00dd4072"/>
-    <w:rPr>
-      <w:rFonts w:cs="Courier New"/>
-    </w:rPr>
-  </w:style>
-  <w:style w:type="character" w:styleId="ListLabel48" w:customStyle="1">
-    <w:name w:val="ListLabel 48"/>
-    <w:qFormat/>
-    <w:rsid w:val="00dd4072"/>
-    <w:rPr>
-      <w:rFonts w:cs="Wingdings"/>
-    </w:rPr>
-  </w:style>
-  <w:style w:type="character" w:styleId="ListLabel49" w:customStyle="1">
-    <w:name w:val="ListLabel 49"/>
-    <w:qFormat/>
-    <w:rsid w:val="00dd4072"/>
-    <w:rPr>
-      <w:rFonts w:cs="Symbol"/>
-    </w:rPr>
-  </w:style>
-  <w:style w:type="character" w:styleId="ListLabel50" w:customStyle="1">
-    <w:name w:val="ListLabel 50"/>
-    <w:qFormat/>
-    <w:rsid w:val="00dd4072"/>
-    <w:rPr>
-      <w:rFonts w:cs="Courier New"/>
-    </w:rPr>
-  </w:style>
-  <w:style w:type="character" w:styleId="ListLabel51" w:customStyle="1">
-    <w:name w:val="ListLabel 51"/>
-    <w:qFormat/>
-    <w:rsid w:val="00dd4072"/>
-    <w:rPr>
-      <w:rFonts w:cs="Wingdings"/>
-    </w:rPr>
-  </w:style>
-  <w:style w:type="character" w:styleId="ListLabel52" w:customStyle="1">
-    <w:name w:val="ListLabel 52"/>
-    <w:qFormat/>
-    <w:rsid w:val="00dd4072"/>
-    <w:rPr>
-      <w:rFonts w:cs="Symbol"/>
-    </w:rPr>
-  </w:style>
-  <w:style w:type="character" w:styleId="ListLabel53" w:customStyle="1">
-    <w:name w:val="ListLabel 53"/>
-    <w:qFormat/>
-    <w:rsid w:val="00dd4072"/>
-    <w:rPr>
-      <w:rFonts w:cs="Courier New"/>
-    </w:rPr>
-  </w:style>
-  <w:style w:type="character" w:styleId="ListLabel54" w:customStyle="1">
-    <w:name w:val="ListLabel 54"/>
-    <w:qFormat/>
-    <w:rsid w:val="00dd4072"/>
-    <w:rPr>
-      <w:rFonts w:cs="Wingdings"/>
-    </w:rPr>
-  </w:style>
-  <w:style w:type="character" w:styleId="ListLabel55" w:customStyle="1">
-    <w:name w:val="ListLabel 55"/>
-    <w:qFormat/>
-    <w:rsid w:val="00dd4072"/>
-    <w:rPr>
-      <w:rFonts w:cs="Wingdings"/>
-      <w:sz w:val="28"/>
-    </w:rPr>
-  </w:style>
-  <w:style w:type="character" w:styleId="ListLabel56" w:customStyle="1">
-    <w:name w:val="ListLabel 56"/>
-    <w:qFormat/>
-    <w:rsid w:val="00dd4072"/>
-    <w:rPr>
-      <w:rFonts w:cs="Courier New"/>
-    </w:rPr>
-  </w:style>
-  <w:style w:type="character" w:styleId="ListLabel57" w:customStyle="1">
-    <w:name w:val="ListLabel 57"/>
-    <w:qFormat/>
-    <w:rsid w:val="00dd4072"/>
-    <w:rPr>
-      <w:rFonts w:cs="Wingdings"/>
-    </w:rPr>
-  </w:style>
-  <w:style w:type="character" w:styleId="ListLabel58" w:customStyle="1">
-    <w:name w:val="ListLabel 58"/>
-    <w:qFormat/>
-    <w:rsid w:val="00dd4072"/>
-    <w:rPr>
-      <w:rFonts w:cs="Symbol"/>
-    </w:rPr>
-  </w:style>
-  <w:style w:type="character" w:styleId="ListLabel59" w:customStyle="1">
-    <w:name w:val="ListLabel 59"/>
-    <w:qFormat/>
-    <w:rsid w:val="00dd4072"/>
-    <w:rPr>
-      <w:rFonts w:cs="Courier New"/>
-    </w:rPr>
-  </w:style>
-  <w:style w:type="character" w:styleId="ListLabel60" w:customStyle="1">
-    <w:name w:val="ListLabel 60"/>
-    <w:qFormat/>
-    <w:rsid w:val="00dd4072"/>
-    <w:rPr>
-      <w:rFonts w:cs="Wingdings"/>
-    </w:rPr>
-  </w:style>
-  <w:style w:type="character" w:styleId="ListLabel61" w:customStyle="1">
-    <w:name w:val="ListLabel 61"/>
-    <w:qFormat/>
-    <w:rsid w:val="00dd4072"/>
-    <w:rPr>
-      <w:rFonts w:cs="Symbol"/>
-    </w:rPr>
-  </w:style>
-  <w:style w:type="character" w:styleId="ListLabel62" w:customStyle="1">
-    <w:name w:val="ListLabel 62"/>
-    <w:qFormat/>
-    <w:rsid w:val="00dd4072"/>
-    <w:rPr>
-      <w:rFonts w:cs="Courier New"/>
-    </w:rPr>
-  </w:style>
-  <w:style w:type="character" w:styleId="ListLabel63" w:customStyle="1">
-    <w:name w:val="ListLabel 63"/>
-    <w:qFormat/>
-    <w:rsid w:val="00dd4072"/>
-    <w:rPr>
-      <w:rFonts w:cs="Wingdings"/>
-    </w:rPr>
-  </w:style>
-  <w:style w:type="character" w:styleId="ListLabel64" w:customStyle="1">
-    <w:name w:val="ListLabel 64"/>
-    <w:qFormat/>
-    <w:rsid w:val="00dd4072"/>
-    <w:rPr>
-      <w:rFonts w:cs="Wingdings"/>
-      <w:b/>
-    </w:rPr>
-  </w:style>
-  <w:style w:type="character" w:styleId="ListLabel65" w:customStyle="1">
-    <w:name w:val="ListLabel 65"/>
-    <w:qFormat/>
-    <w:rsid w:val="00dd4072"/>
-    <w:rPr>
-      <w:rFonts w:cs="Courier New"/>
-    </w:rPr>
-  </w:style>
-  <w:style w:type="character" w:styleId="ListLabel66" w:customStyle="1">
-    <w:name w:val="ListLabel 66"/>
-    <w:qFormat/>
-    <w:rsid w:val="00dd4072"/>
-    <w:rPr>
-      <w:rFonts w:cs="Wingdings"/>
-    </w:rPr>
-  </w:style>
-  <w:style w:type="character" w:styleId="ListLabel67" w:customStyle="1">
-    <w:name w:val="ListLabel 67"/>
-    <w:qFormat/>
-    <w:rsid w:val="00dd4072"/>
-    <w:rPr>
-      <w:rFonts w:cs="Symbol"/>
-    </w:rPr>
-  </w:style>
-  <w:style w:type="character" w:styleId="ListLabel68" w:customStyle="1">
-    <w:name w:val="ListLabel 68"/>
-    <w:qFormat/>
-    <w:rsid w:val="00dd4072"/>
-    <w:rPr>
-      <w:rFonts w:cs="Courier New"/>
-    </w:rPr>
-  </w:style>
-  <w:style w:type="character" w:styleId="ListLabel69" w:customStyle="1">
-    <w:name w:val="ListLabel 69"/>
-    <w:qFormat/>
-    <w:rsid w:val="00dd4072"/>
-    <w:rPr>
-      <w:rFonts w:cs="Wingdings"/>
-    </w:rPr>
-  </w:style>
-  <w:style w:type="character" w:styleId="ListLabel70" w:customStyle="1">
-    <w:name w:val="ListLabel 70"/>
-    <w:qFormat/>
-    <w:rsid w:val="00dd4072"/>
-    <w:rPr>
-      <w:rFonts w:cs="Symbol"/>
-    </w:rPr>
-  </w:style>
-  <w:style w:type="character" w:styleId="ListLabel71" w:customStyle="1">
-    <w:name w:val="ListLabel 71"/>
-    <w:qFormat/>
-    <w:rsid w:val="00dd4072"/>
-    <w:rPr>
-      <w:rFonts w:cs="Courier New"/>
-    </w:rPr>
-  </w:style>
-  <w:style w:type="character" w:styleId="ListLabel72" w:customStyle="1">
-    <w:name w:val="ListLabel 72"/>
-    <w:qFormat/>
-    <w:rsid w:val="00dd4072"/>
-    <w:rPr>
-      <w:rFonts w:cs="Wingdings"/>
-    </w:rPr>
-  </w:style>
-  <w:style w:type="character" w:styleId="ListLabel73" w:customStyle="1">
-    <w:name w:val="ListLabel 73"/>
-    <w:qFormat/>
-    <w:rsid w:val="00dd4072"/>
-    <w:rPr>
-      <w:rFonts w:cs="Wingdings"/>
-      <w:sz w:val="28"/>
-    </w:rPr>
-  </w:style>
-  <w:style w:type="character" w:styleId="ListLabel74" w:customStyle="1">
-    <w:name w:val="ListLabel 74"/>
-    <w:qFormat/>
-    <w:rsid w:val="00dd4072"/>
-    <w:rPr>
-      <w:rFonts w:cs="Courier New"/>
-    </w:rPr>
-  </w:style>
-  <w:style w:type="character" w:styleId="ListLabel75" w:customStyle="1">
-    <w:name w:val="ListLabel 75"/>
-    <w:qFormat/>
-    <w:rsid w:val="00dd4072"/>
-    <w:rPr>
-      <w:rFonts w:cs="Wingdings"/>
-    </w:rPr>
-  </w:style>
-  <w:style w:type="character" w:styleId="ListLabel76" w:customStyle="1">
-    <w:name w:val="ListLabel 76"/>
-    <w:qFormat/>
-    <w:rsid w:val="00dd4072"/>
-    <w:rPr>
-      <w:rFonts w:cs="Symbol"/>
-    </w:rPr>
-  </w:style>
-  <w:style w:type="character" w:styleId="ListLabel77" w:customStyle="1">
-    <w:name w:val="ListLabel 77"/>
-    <w:qFormat/>
-    <w:rsid w:val="00dd4072"/>
-    <w:rPr>
-      <w:rFonts w:cs="Courier New"/>
-    </w:rPr>
-  </w:style>
-  <w:style w:type="character" w:styleId="ListLabel78" w:customStyle="1">
-    <w:name w:val="ListLabel 78"/>
-    <w:qFormat/>
-    <w:rsid w:val="00dd4072"/>
-    <w:rPr>
-      <w:rFonts w:cs="Wingdings"/>
-    </w:rPr>
-  </w:style>
-  <w:style w:type="character" w:styleId="ListLabel79" w:customStyle="1">
-    <w:name w:val="ListLabel 79"/>
-    <w:qFormat/>
-    <w:rsid w:val="00dd4072"/>
-    <w:rPr>
-      <w:rFonts w:cs="Symbol"/>
-    </w:rPr>
-  </w:style>
-  <w:style w:type="character" w:styleId="ListLabel80" w:customStyle="1">
-    <w:name w:val="ListLabel 80"/>
-    <w:qFormat/>
-    <w:rsid w:val="00dd4072"/>
-    <w:rPr>
-      <w:rFonts w:cs="Courier New"/>
-    </w:rPr>
-  </w:style>
-  <w:style w:type="character" w:styleId="ListLabel81" w:customStyle="1">
-    <w:name w:val="ListLabel 81"/>
-    <w:qFormat/>
-    <w:rsid w:val="00dd4072"/>
-    <w:rPr>
-      <w:rFonts w:cs="Wingdings"/>
-    </w:rPr>
-  </w:style>
-  <w:style w:type="character" w:styleId="ListLabel82" w:customStyle="1">
-    <w:name w:val="ListLabel 82"/>
-    <w:qFormat/>
-    <w:rsid w:val="00dd4072"/>
-    <w:rPr>
-      <w:rFonts w:cs="Wingdings"/>
-      <w:b/>
-    </w:rPr>
-  </w:style>
-  <w:style w:type="character" w:styleId="ListLabel83" w:customStyle="1">
-    <w:name w:val="ListLabel 83"/>
-    <w:qFormat/>
-    <w:rsid w:val="00dd4072"/>
-    <w:rPr>
-      <w:rFonts w:cs="Courier New"/>
-    </w:rPr>
-  </w:style>
-  <w:style w:type="character" w:styleId="ListLabel84" w:customStyle="1">
-    <w:name w:val="ListLabel 84"/>
-    <w:qFormat/>
-    <w:rsid w:val="00dd4072"/>
-    <w:rPr>
-      <w:rFonts w:cs="Wingdings"/>
-    </w:rPr>
-  </w:style>
-  <w:style w:type="character" w:styleId="ListLabel85" w:customStyle="1">
-    <w:name w:val="ListLabel 85"/>
-    <w:qFormat/>
-    <w:rsid w:val="00dd4072"/>
-    <w:rPr>
-      <w:rFonts w:cs="Symbol"/>
-    </w:rPr>
-  </w:style>
-  <w:style w:type="character" w:styleId="ListLabel86" w:customStyle="1">
-    <w:name w:val="ListLabel 86"/>
-    <w:qFormat/>
-    <w:rsid w:val="00dd4072"/>
-    <w:rPr>
-      <w:rFonts w:cs="Courier New"/>
-    </w:rPr>
-  </w:style>
-  <w:style w:type="character" w:styleId="ListLabel87" w:customStyle="1">
-    <w:name w:val="ListLabel 87"/>
-    <w:qFormat/>
-    <w:rsid w:val="00dd4072"/>
-    <w:rPr>
-      <w:rFonts w:cs="Wingdings"/>
-    </w:rPr>
-  </w:style>
-  <w:style w:type="character" w:styleId="ListLabel88" w:customStyle="1">
-    <w:name w:val="ListLabel 88"/>
-    <w:qFormat/>
-    <w:rsid w:val="00dd4072"/>
-    <w:rPr>
-      <w:rFonts w:cs="Symbol"/>
-    </w:rPr>
-  </w:style>
-  <w:style w:type="character" w:styleId="ListLabel89" w:customStyle="1">
-    <w:name w:val="ListLabel 89"/>
-    <w:qFormat/>
-    <w:rsid w:val="00dd4072"/>
-    <w:rPr>
-      <w:rFonts w:cs="Courier New"/>
-    </w:rPr>
-  </w:style>
-  <w:style w:type="character" w:styleId="ListLabel90" w:customStyle="1">
-    <w:name w:val="ListLabel 90"/>
-    <w:qFormat/>
-    <w:rsid w:val="00dd4072"/>
-    <w:rPr>
-      <w:rFonts w:cs="Wingdings"/>
-    </w:rPr>
-  </w:style>
   <w:style w:type="character" w:styleId="Bullets" w:customStyle="1">
     <w:name w:val="Bullets"/>
     <w:qFormat/>
@@ -2970,302 +2750,9 @@
       <w:rFonts w:ascii="OpenSymbol" w:hAnsi="OpenSymbol" w:eastAsia="OpenSymbol" w:cs="OpenSymbol"/>
     </w:rPr>
   </w:style>
-  <w:style w:type="character" w:styleId="ListLabel91" w:customStyle="1">
-    <w:name w:val="ListLabel 91"/>
-    <w:qFormat/>
-    <w:rsid w:val="00dd4072"/>
-    <w:rPr>
-      <w:rFonts w:cs="Wingdings"/>
-      <w:sz w:val="28"/>
-    </w:rPr>
-  </w:style>
-  <w:style w:type="character" w:styleId="ListLabel92" w:customStyle="1">
-    <w:name w:val="ListLabel 92"/>
-    <w:qFormat/>
-    <w:rsid w:val="00dd4072"/>
-    <w:rPr>
-      <w:rFonts w:cs="Courier New"/>
-    </w:rPr>
-  </w:style>
-  <w:style w:type="character" w:styleId="ListLabel93" w:customStyle="1">
-    <w:name w:val="ListLabel 93"/>
-    <w:qFormat/>
-    <w:rsid w:val="00dd4072"/>
-    <w:rPr>
-      <w:rFonts w:cs="Wingdings"/>
-    </w:rPr>
-  </w:style>
-  <w:style w:type="character" w:styleId="ListLabel94" w:customStyle="1">
-    <w:name w:val="ListLabel 94"/>
-    <w:qFormat/>
-    <w:rsid w:val="00dd4072"/>
-    <w:rPr>
-      <w:rFonts w:cs="Symbol"/>
-    </w:rPr>
-  </w:style>
-  <w:style w:type="character" w:styleId="ListLabel95" w:customStyle="1">
-    <w:name w:val="ListLabel 95"/>
-    <w:qFormat/>
-    <w:rsid w:val="00dd4072"/>
-    <w:rPr>
-      <w:rFonts w:cs="Courier New"/>
-    </w:rPr>
-  </w:style>
-  <w:style w:type="character" w:styleId="ListLabel96" w:customStyle="1">
-    <w:name w:val="ListLabel 96"/>
-    <w:qFormat/>
-    <w:rsid w:val="00dd4072"/>
-    <w:rPr>
-      <w:rFonts w:cs="Wingdings"/>
-    </w:rPr>
-  </w:style>
-  <w:style w:type="character" w:styleId="ListLabel97" w:customStyle="1">
-    <w:name w:val="ListLabel 97"/>
-    <w:qFormat/>
-    <w:rsid w:val="00dd4072"/>
-    <w:rPr>
-      <w:rFonts w:cs="Symbol"/>
-    </w:rPr>
-  </w:style>
-  <w:style w:type="character" w:styleId="ListLabel98" w:customStyle="1">
-    <w:name w:val="ListLabel 98"/>
-    <w:qFormat/>
-    <w:rsid w:val="00dd4072"/>
-    <w:rPr>
-      <w:rFonts w:cs="Courier New"/>
-    </w:rPr>
-  </w:style>
-  <w:style w:type="character" w:styleId="ListLabel99" w:customStyle="1">
-    <w:name w:val="ListLabel 99"/>
-    <w:qFormat/>
-    <w:rsid w:val="00dd4072"/>
-    <w:rPr>
-      <w:rFonts w:cs="Wingdings"/>
-    </w:rPr>
-  </w:style>
-  <w:style w:type="character" w:styleId="ListLabel100" w:customStyle="1">
-    <w:name w:val="ListLabel 100"/>
-    <w:qFormat/>
-    <w:rsid w:val="00dd4072"/>
-    <w:rPr>
-      <w:rFonts w:cs="Wingdings"/>
-      <w:b/>
-    </w:rPr>
-  </w:style>
-  <w:style w:type="character" w:styleId="ListLabel101" w:customStyle="1">
-    <w:name w:val="ListLabel 101"/>
-    <w:qFormat/>
-    <w:rsid w:val="00dd4072"/>
-    <w:rPr>
-      <w:rFonts w:cs="Courier New"/>
-    </w:rPr>
-  </w:style>
-  <w:style w:type="character" w:styleId="ListLabel102" w:customStyle="1">
-    <w:name w:val="ListLabel 102"/>
-    <w:qFormat/>
-    <w:rsid w:val="00dd4072"/>
-    <w:rPr>
-      <w:rFonts w:cs="Wingdings"/>
-    </w:rPr>
-  </w:style>
-  <w:style w:type="character" w:styleId="ListLabel103" w:customStyle="1">
-    <w:name w:val="ListLabel 103"/>
-    <w:qFormat/>
-    <w:rsid w:val="00dd4072"/>
-    <w:rPr>
-      <w:rFonts w:cs="Symbol"/>
-    </w:rPr>
-  </w:style>
-  <w:style w:type="character" w:styleId="ListLabel104" w:customStyle="1">
-    <w:name w:val="ListLabel 104"/>
-    <w:qFormat/>
-    <w:rsid w:val="00dd4072"/>
-    <w:rPr>
-      <w:rFonts w:cs="Courier New"/>
-    </w:rPr>
-  </w:style>
-  <w:style w:type="character" w:styleId="ListLabel105" w:customStyle="1">
-    <w:name w:val="ListLabel 105"/>
-    <w:qFormat/>
-    <w:rsid w:val="00dd4072"/>
-    <w:rPr>
-      <w:rFonts w:cs="Wingdings"/>
-    </w:rPr>
-  </w:style>
-  <w:style w:type="character" w:styleId="ListLabel106" w:customStyle="1">
-    <w:name w:val="ListLabel 106"/>
-    <w:qFormat/>
-    <w:rsid w:val="00dd4072"/>
-    <w:rPr>
-      <w:rFonts w:cs="Symbol"/>
-    </w:rPr>
-  </w:style>
-  <w:style w:type="character" w:styleId="ListLabel107" w:customStyle="1">
-    <w:name w:val="ListLabel 107"/>
-    <w:qFormat/>
-    <w:rsid w:val="00dd4072"/>
-    <w:rPr>
-      <w:rFonts w:cs="Courier New"/>
-    </w:rPr>
-  </w:style>
-  <w:style w:type="character" w:styleId="ListLabel108" w:customStyle="1">
-    <w:name w:val="ListLabel 108"/>
-    <w:qFormat/>
-    <w:rsid w:val="00dd4072"/>
-    <w:rPr>
-      <w:rFonts w:cs="Wingdings"/>
-    </w:rPr>
-  </w:style>
-  <w:style w:type="character" w:styleId="ListLabel109" w:customStyle="1">
-    <w:name w:val="ListLabel 109"/>
-    <w:qFormat/>
-    <w:rsid w:val="00dd4072"/>
-    <w:rPr>
-      <w:rFonts w:cs="Wingdings"/>
-      <w:sz w:val="28"/>
-    </w:rPr>
-  </w:style>
-  <w:style w:type="character" w:styleId="ListLabel110" w:customStyle="1">
-    <w:name w:val="ListLabel 110"/>
-    <w:qFormat/>
-    <w:rsid w:val="00dd4072"/>
-    <w:rPr>
-      <w:rFonts w:cs="Courier New"/>
-    </w:rPr>
-  </w:style>
-  <w:style w:type="character" w:styleId="ListLabel111" w:customStyle="1">
-    <w:name w:val="ListLabel 111"/>
-    <w:qFormat/>
-    <w:rsid w:val="00dd4072"/>
-    <w:rPr>
-      <w:rFonts w:cs="Wingdings"/>
-    </w:rPr>
-  </w:style>
-  <w:style w:type="character" w:styleId="ListLabel112" w:customStyle="1">
-    <w:name w:val="ListLabel 112"/>
-    <w:qFormat/>
-    <w:rsid w:val="00dd4072"/>
-    <w:rPr>
-      <w:rFonts w:cs="Symbol"/>
-    </w:rPr>
-  </w:style>
-  <w:style w:type="character" w:styleId="ListLabel113" w:customStyle="1">
-    <w:name w:val="ListLabel 113"/>
-    <w:qFormat/>
-    <w:rsid w:val="00dd4072"/>
-    <w:rPr>
-      <w:rFonts w:cs="Courier New"/>
-    </w:rPr>
-  </w:style>
-  <w:style w:type="character" w:styleId="ListLabel114" w:customStyle="1">
-    <w:name w:val="ListLabel 114"/>
-    <w:qFormat/>
-    <w:rsid w:val="00dd4072"/>
-    <w:rPr>
-      <w:rFonts w:cs="Wingdings"/>
-    </w:rPr>
-  </w:style>
-  <w:style w:type="character" w:styleId="ListLabel115" w:customStyle="1">
-    <w:name w:val="ListLabel 115"/>
-    <w:qFormat/>
-    <w:rsid w:val="00dd4072"/>
-    <w:rPr>
-      <w:rFonts w:cs="Symbol"/>
-    </w:rPr>
-  </w:style>
-  <w:style w:type="character" w:styleId="ListLabel116" w:customStyle="1">
-    <w:name w:val="ListLabel 116"/>
-    <w:qFormat/>
-    <w:rsid w:val="00dd4072"/>
-    <w:rPr>
-      <w:rFonts w:cs="Courier New"/>
-    </w:rPr>
-  </w:style>
-  <w:style w:type="character" w:styleId="ListLabel117" w:customStyle="1">
-    <w:name w:val="ListLabel 117"/>
-    <w:qFormat/>
-    <w:rsid w:val="00dd4072"/>
-    <w:rPr>
-      <w:rFonts w:cs="Wingdings"/>
-    </w:rPr>
-  </w:style>
-  <w:style w:type="character" w:styleId="ListLabel118" w:customStyle="1">
-    <w:name w:val="ListLabel 118"/>
-    <w:qFormat/>
-    <w:rsid w:val="00dd4072"/>
-    <w:rPr>
-      <w:rFonts w:cs="Wingdings"/>
-      <w:b/>
-    </w:rPr>
-  </w:style>
-  <w:style w:type="character" w:styleId="ListLabel119" w:customStyle="1">
-    <w:name w:val="ListLabel 119"/>
-    <w:qFormat/>
-    <w:rsid w:val="00dd4072"/>
-    <w:rPr>
-      <w:rFonts w:cs="Courier New"/>
-    </w:rPr>
-  </w:style>
-  <w:style w:type="character" w:styleId="ListLabel120" w:customStyle="1">
-    <w:name w:val="ListLabel 120"/>
-    <w:qFormat/>
-    <w:rsid w:val="00dd4072"/>
-    <w:rPr>
-      <w:rFonts w:cs="Wingdings"/>
-    </w:rPr>
-  </w:style>
-  <w:style w:type="character" w:styleId="ListLabel121" w:customStyle="1">
-    <w:name w:val="ListLabel 121"/>
-    <w:qFormat/>
-    <w:rsid w:val="00dd4072"/>
-    <w:rPr>
-      <w:rFonts w:cs="Symbol"/>
-    </w:rPr>
-  </w:style>
-  <w:style w:type="character" w:styleId="ListLabel122" w:customStyle="1">
-    <w:name w:val="ListLabel 122"/>
-    <w:qFormat/>
-    <w:rsid w:val="00dd4072"/>
-    <w:rPr>
-      <w:rFonts w:cs="Courier New"/>
-    </w:rPr>
-  </w:style>
-  <w:style w:type="character" w:styleId="ListLabel123" w:customStyle="1">
-    <w:name w:val="ListLabel 123"/>
-    <w:qFormat/>
-    <w:rsid w:val="00dd4072"/>
-    <w:rPr>
-      <w:rFonts w:cs="Wingdings"/>
-    </w:rPr>
-  </w:style>
-  <w:style w:type="character" w:styleId="ListLabel124" w:customStyle="1">
-    <w:name w:val="ListLabel 124"/>
-    <w:qFormat/>
-    <w:rsid w:val="00dd4072"/>
-    <w:rPr>
-      <w:rFonts w:cs="Symbol"/>
-    </w:rPr>
-  </w:style>
-  <w:style w:type="character" w:styleId="ListLabel125" w:customStyle="1">
-    <w:name w:val="ListLabel 125"/>
-    <w:qFormat/>
-    <w:rsid w:val="00dd4072"/>
-    <w:rPr>
-      <w:rFonts w:cs="Courier New"/>
-    </w:rPr>
-  </w:style>
-  <w:style w:type="character" w:styleId="ListLabel126" w:customStyle="1">
-    <w:name w:val="ListLabel 126"/>
-    <w:qFormat/>
-    <w:rsid w:val="00dd4072"/>
-    <w:rPr>
-      <w:rFonts w:cs="Wingdings"/>
-    </w:rPr>
-  </w:style>
   <w:style w:type="character" w:styleId="CabealhoChar1" w:customStyle="1">
     <w:name w:val="Cabeçalho Char1"/>
     <w:basedOn w:val="DefaultParagraphFont"/>
-    <w:link w:val="Cabealho"/>
     <w:uiPriority w:val="99"/>
     <w:semiHidden/>
     <w:qFormat/>
@@ -3280,7 +2767,6 @@
   <w:style w:type="character" w:styleId="RodapChar1" w:customStyle="1">
     <w:name w:val="Rodapé Char1"/>
     <w:basedOn w:val="DefaultParagraphFont"/>
-    <w:link w:val="Rodap"/>
     <w:uiPriority w:val="99"/>
     <w:semiHidden/>
     <w:qFormat/>
@@ -3292,214 +2778,22 @@
       <w:lang w:eastAsia="en-US"/>
     </w:rPr>
   </w:style>
-  <w:style w:type="character" w:styleId="ListLabel127">
-    <w:name w:val="ListLabel 127"/>
+  <w:style w:type="paragraph" w:styleId="Ttulo">
+    <w:name w:val="Título"/>
+    <w:basedOn w:val="Normal"/>
+    <w:next w:val="BodyText"/>
     <w:qFormat/>
-    <w:rPr>
-      <w:rFonts w:cs="Wingdings"/>
-      <w:sz w:val="28"/>
-    </w:rPr>
-  </w:style>
-  <w:style w:type="character" w:styleId="ListLabel128">
-    <w:name w:val="ListLabel 128"/>
-    <w:qFormat/>
-    <w:rPr>
-      <w:rFonts w:cs="Courier New"/>
-    </w:rPr>
-  </w:style>
-  <w:style w:type="character" w:styleId="ListLabel129">
-    <w:name w:val="ListLabel 129"/>
-    <w:qFormat/>
-    <w:rPr>
-      <w:rFonts w:cs="Wingdings"/>
-    </w:rPr>
-  </w:style>
-  <w:style w:type="character" w:styleId="ListLabel130">
-    <w:name w:val="ListLabel 130"/>
-    <w:qFormat/>
-    <w:rPr>
-      <w:rFonts w:cs="Symbol"/>
-    </w:rPr>
-  </w:style>
-  <w:style w:type="character" w:styleId="ListLabel131">
-    <w:name w:val="ListLabel 131"/>
-    <w:qFormat/>
-    <w:rPr>
-      <w:rFonts w:cs="Courier New"/>
-    </w:rPr>
-  </w:style>
-  <w:style w:type="character" w:styleId="ListLabel132">
-    <w:name w:val="ListLabel 132"/>
-    <w:qFormat/>
-    <w:rPr>
-      <w:rFonts w:cs="Wingdings"/>
-    </w:rPr>
-  </w:style>
-  <w:style w:type="character" w:styleId="ListLabel133">
-    <w:name w:val="ListLabel 133"/>
-    <w:qFormat/>
-    <w:rPr>
-      <w:rFonts w:cs="Symbol"/>
-    </w:rPr>
-  </w:style>
-  <w:style w:type="character" w:styleId="ListLabel134">
-    <w:name w:val="ListLabel 134"/>
-    <w:qFormat/>
-    <w:rPr>
-      <w:rFonts w:cs="Courier New"/>
-    </w:rPr>
-  </w:style>
-  <w:style w:type="character" w:styleId="ListLabel135">
-    <w:name w:val="ListLabel 135"/>
-    <w:qFormat/>
-    <w:rPr>
-      <w:rFonts w:cs="Wingdings"/>
-    </w:rPr>
-  </w:style>
-  <w:style w:type="character" w:styleId="ListLabel136">
-    <w:name w:val="ListLabel 136"/>
-    <w:qFormat/>
-    <w:rPr>
-      <w:rFonts w:cs="Wingdings"/>
-      <w:b/>
-    </w:rPr>
-  </w:style>
-  <w:style w:type="character" w:styleId="ListLabel137">
-    <w:name w:val="ListLabel 137"/>
-    <w:qFormat/>
-    <w:rPr>
-      <w:rFonts w:cs="Courier New"/>
-    </w:rPr>
-  </w:style>
-  <w:style w:type="character" w:styleId="ListLabel138">
-    <w:name w:val="ListLabel 138"/>
-    <w:qFormat/>
-    <w:rPr>
-      <w:rFonts w:cs="Wingdings"/>
-    </w:rPr>
-  </w:style>
-  <w:style w:type="character" w:styleId="ListLabel139">
-    <w:name w:val="ListLabel 139"/>
-    <w:qFormat/>
-    <w:rPr>
-      <w:rFonts w:cs="Symbol"/>
-    </w:rPr>
-  </w:style>
-  <w:style w:type="character" w:styleId="ListLabel140">
-    <w:name w:val="ListLabel 140"/>
-    <w:qFormat/>
-    <w:rPr>
-      <w:rFonts w:cs="Courier New"/>
-    </w:rPr>
-  </w:style>
-  <w:style w:type="character" w:styleId="ListLabel141">
-    <w:name w:val="ListLabel 141"/>
-    <w:qFormat/>
-    <w:rPr>
-      <w:rFonts w:cs="Wingdings"/>
-    </w:rPr>
-  </w:style>
-  <w:style w:type="character" w:styleId="ListLabel142">
-    <w:name w:val="ListLabel 142"/>
-    <w:qFormat/>
-    <w:rPr>
-      <w:rFonts w:cs="Symbol"/>
-    </w:rPr>
-  </w:style>
-  <w:style w:type="character" w:styleId="ListLabel143">
-    <w:name w:val="ListLabel 143"/>
-    <w:qFormat/>
-    <w:rPr>
-      <w:rFonts w:cs="Courier New"/>
-    </w:rPr>
-  </w:style>
-  <w:style w:type="character" w:styleId="ListLabel144">
-    <w:name w:val="ListLabel 144"/>
-    <w:qFormat/>
-    <w:rPr>
-      <w:rFonts w:cs="Wingdings"/>
-    </w:rPr>
-  </w:style>
-  <w:style w:type="character" w:styleId="ListLabel145">
-    <w:name w:val="ListLabel 145"/>
-    <w:qFormat/>
-    <w:rPr>
-      <w:rFonts w:cs="Courier New"/>
-    </w:rPr>
-  </w:style>
-  <w:style w:type="character" w:styleId="ListLabel146">
-    <w:name w:val="ListLabel 146"/>
-    <w:qFormat/>
-    <w:rPr>
-      <w:rFonts w:cs="Courier New"/>
-    </w:rPr>
-  </w:style>
-  <w:style w:type="character" w:styleId="ListLabel147">
-    <w:name w:val="ListLabel 147"/>
-    <w:qFormat/>
-    <w:rPr>
-      <w:rFonts w:cs="Courier New"/>
-    </w:rPr>
-  </w:style>
-  <w:style w:type="character" w:styleId="ListLabel148">
-    <w:name w:val="ListLabel 148"/>
-    <w:qFormat/>
-    <w:rPr>
-      <w:rFonts w:cs="Courier New"/>
-    </w:rPr>
-  </w:style>
-  <w:style w:type="character" w:styleId="ListLabel149">
-    <w:name w:val="ListLabel 149"/>
-    <w:qFormat/>
-    <w:rPr>
-      <w:rFonts w:cs="Courier New"/>
-    </w:rPr>
-  </w:style>
-  <w:style w:type="character" w:styleId="ListLabel150">
-    <w:name w:val="ListLabel 150"/>
-    <w:qFormat/>
-    <w:rPr>
-      <w:rFonts w:cs="Courier New"/>
-    </w:rPr>
-  </w:style>
-  <w:style w:type="character" w:styleId="ListLabel151">
-    <w:name w:val="ListLabel 151"/>
-    <w:qFormat/>
-    <w:rPr>
-      <w:rFonts w:cs="Courier New"/>
-    </w:rPr>
-  </w:style>
-  <w:style w:type="character" w:styleId="ListLabel152">
-    <w:name w:val="ListLabel 152"/>
-    <w:qFormat/>
-    <w:rPr>
-      <w:rFonts w:cs="Courier New"/>
-    </w:rPr>
-  </w:style>
-  <w:style w:type="character" w:styleId="ListLabel153">
-    <w:name w:val="ListLabel 153"/>
-    <w:qFormat/>
-    <w:rPr>
-      <w:rFonts w:cs="Courier New"/>
-    </w:rPr>
-  </w:style>
-  <w:style w:type="paragraph" w:styleId="Heading" w:customStyle="1">
-    <w:name w:val="Heading"/>
-    <w:basedOn w:val="Normal"/>
-    <w:next w:val="TextBody"/>
-    <w:qFormat/>
-    <w:rsid w:val="00dd4072"/>
     <w:pPr>
       <w:keepNext w:val="true"/>
       <w:spacing w:before="240" w:after="120"/>
     </w:pPr>
     <w:rPr>
-      <w:rFonts w:ascii="Liberation Sans" w:hAnsi="Liberation Sans" w:eastAsia="WenQuanYi Zen Hei Sharp" w:cs="Lohit Devanagari"/>
+      <w:rFonts w:ascii="Liberation Sans" w:hAnsi="Liberation Sans" w:eastAsia="Roboto" w:cs="FreeSans"/>
       <w:sz w:val="28"/>
       <w:szCs w:val="28"/>
     </w:rPr>
   </w:style>
-  <w:style w:type="paragraph" w:styleId="TextBody">
+  <w:style w:type="paragraph" w:styleId="BodyText">
     <w:name w:val="Body Text"/>
     <w:basedOn w:val="Normal"/>
     <w:rsid w:val="00dd4072"/>
@@ -3510,7 +2804,7 @@
   </w:style>
   <w:style w:type="paragraph" w:styleId="List">
     <w:name w:val="List"/>
-    <w:basedOn w:val="TextBody"/>
+    <w:basedOn w:val="BodyText"/>
     <w:rsid w:val="00dd4072"/>
     <w:pPr/>
     <w:rPr>
@@ -3518,7 +2812,7 @@
     </w:rPr>
   </w:style>
   <w:style w:type="paragraph" w:styleId="Caption" w:customStyle="1">
-    <w:name w:val="Caption"/>
+    <w:name w:val="caption"/>
     <w:basedOn w:val="Normal"/>
     <w:qFormat/>
     <w:rsid w:val="00dd4072"/>
@@ -3534,8 +2828,35 @@
       <w:szCs w:val="24"/>
     </w:rPr>
   </w:style>
-  <w:style w:type="paragraph" w:styleId="Index" w:customStyle="1">
-    <w:name w:val="Index"/>
+  <w:style w:type="paragraph" w:styleId="ndice">
+    <w:name w:val="Índice"/>
+    <w:basedOn w:val="Normal"/>
+    <w:qFormat/>
+    <w:pPr>
+      <w:suppressLineNumbers/>
+    </w:pPr>
+    <w:rPr>
+      <w:rFonts w:cs="FreeSans"/>
+    </w:rPr>
+  </w:style>
+  <w:style w:type="paragraph" w:styleId="Ttulouser" w:customStyle="1">
+    <w:name w:val="Título (user)"/>
+    <w:basedOn w:val="Normal"/>
+    <w:next w:val="BodyText"/>
+    <w:qFormat/>
+    <w:rsid w:val="00dd4072"/>
+    <w:pPr>
+      <w:keepNext w:val="true"/>
+      <w:spacing w:before="240" w:after="120"/>
+    </w:pPr>
+    <w:rPr>
+      <w:rFonts w:ascii="Liberation Sans" w:hAnsi="Liberation Sans" w:eastAsia="WenQuanYi Zen Hei Sharp" w:cs="Lohit Devanagari"/>
+      <w:sz w:val="28"/>
+      <w:szCs w:val="28"/>
+    </w:rPr>
+  </w:style>
+  <w:style w:type="paragraph" w:styleId="ndiceuser" w:customStyle="1">
+    <w:name w:val="Índice (user)"/>
     <w:basedOn w:val="Normal"/>
     <w:qFormat/>
     <w:rsid w:val="00dd4072"/>
@@ -3546,8 +2867,22 @@
       <w:rFonts w:cs="Lohit Devanagari"/>
     </w:rPr>
   </w:style>
+  <w:style w:type="paragraph" w:styleId="Cabealhoerodapuser">
+    <w:name w:val="Cabeçalho e rodapé (user)"/>
+    <w:basedOn w:val="Normal"/>
+    <w:qFormat/>
+    <w:pPr/>
+    <w:rPr/>
+  </w:style>
+  <w:style w:type="paragraph" w:styleId="Cabealhoerodap">
+    <w:name w:val="Cabeçalho e rodapé"/>
+    <w:basedOn w:val="Normal"/>
+    <w:qFormat/>
+    <w:pPr/>
+    <w:rPr/>
+  </w:style>
   <w:style w:type="paragraph" w:styleId="Header">
-    <w:name w:val="Header"/>
+    <w:name w:val="header"/>
     <w:basedOn w:val="Normal"/>
     <w:link w:val="CabealhoChar1"/>
     <w:uiPriority w:val="99"/>
@@ -3556,6 +2891,7 @@
     <w:rsid w:val="008e015b"/>
     <w:pPr>
       <w:tabs>
+        <w:tab w:val="clear" w:pos="708"/>
         <w:tab w:val="center" w:pos="4252" w:leader="none"/>
         <w:tab w:val="right" w:pos="8504" w:leader="none"/>
       </w:tabs>
@@ -3563,7 +2899,7 @@
     <w:rPr/>
   </w:style>
   <w:style w:type="paragraph" w:styleId="Footer">
-    <w:name w:val="Footer"/>
+    <w:name w:val="footer"/>
     <w:basedOn w:val="Normal"/>
     <w:link w:val="RodapChar1"/>
     <w:uiPriority w:val="99"/>
@@ -3572,6 +2908,7 @@
     <w:rsid w:val="008e015b"/>
     <w:pPr>
       <w:tabs>
+        <w:tab w:val="clear" w:pos="708"/>
         <w:tab w:val="center" w:pos="4252" w:leader="none"/>
         <w:tab w:val="right" w:pos="8504" w:leader="none"/>
       </w:tabs>
@@ -3586,7 +2923,7 @@
     <w:rsid w:val="00a43935"/>
     <w:pPr>
       <w:spacing w:before="0" w:after="160"/>
-      <w:ind w:left="720" w:hanging="0"/>
+      <w:ind w:hanging="0" w:left="720"/>
       <w:contextualSpacing/>
     </w:pPr>
     <w:rPr/>
@@ -3617,24 +2954,24 @@
     <w:pPr/>
     <w:rPr/>
   </w:style>
-  <w:style w:type="paragraph" w:styleId="TableContents" w:customStyle="1">
-    <w:name w:val="Table Contents"/>
+  <w:style w:type="paragraph" w:styleId="Contedodatabelauser" w:customStyle="1">
+    <w:name w:val="Conteúdo da tabela (user)"/>
     <w:basedOn w:val="Normal"/>
     <w:qFormat/>
     <w:rsid w:val="00dd4072"/>
     <w:pPr/>
     <w:rPr/>
   </w:style>
-  <w:style w:type="paragraph" w:styleId="TableHeading" w:customStyle="1">
-    <w:name w:val="Table Heading"/>
-    <w:basedOn w:val="TableContents"/>
+  <w:style w:type="paragraph" w:styleId="Ttulodetabelauser" w:customStyle="1">
+    <w:name w:val="Título de tabela (user)"/>
+    <w:basedOn w:val="Contedodatabelauser"/>
     <w:qFormat/>
     <w:rsid w:val="00dd4072"/>
     <w:pPr/>
     <w:rPr/>
   </w:style>
-  <w:style w:type="numbering" w:styleId="NoList" w:default="1">
-    <w:name w:val="No List"/>
+  <w:style w:type="numbering" w:styleId="Semlista" w:default="1">
+    <w:name w:val="Sem lista"/>
     <w:uiPriority w:val="99"/>
     <w:semiHidden/>
     <w:unhideWhenUsed/>
@@ -3647,7 +2984,6 @@
     <w:unhideWhenUsed/>
     <w:qFormat/>
     <w:tblPr>
-      <w:tblInd w:w="0" w:type="dxa"/>
       <w:tblCellMar>
         <w:top w:w="0" w:type="dxa"/>
         <w:left w:w="108" w:type="dxa"/>
@@ -3662,7 +2998,6 @@
     <w:uiPriority w:val="39"/>
     <w:rsid w:val="00a73be0"/>
     <w:tblPr>
-      <w:tblInd w:w="0" w:type="dxa"/>
       <w:tblBorders>
         <w:top w:val="single" w:color="000000" w:sz="4" w:space="0"/>
         <w:left w:val="single" w:color="000000" w:sz="4" w:space="0"/>
@@ -3683,41 +3018,41 @@
 </file>
 
 <file path=word/theme/theme1.xml><?xml version="1.0" encoding="utf-8"?>
-<a:theme xmlns:a="http://schemas.openxmlformats.org/drawingml/2006/main" name="Tema do Office">
+<a:theme xmlns:a="http://schemas.openxmlformats.org/drawingml/2006/main" xmlns:r="http://schemas.openxmlformats.org/officeDocument/2006/relationships" name="Tema do Office">
   <a:themeElements>
     <a:clrScheme name="Escritório">
       <a:dk1>
-        <a:sysClr val="windowText" lastClr="000000"/>
+        <a:srgbClr val="000000"/>
       </a:dk1>
       <a:lt1>
-        <a:sysClr val="window" lastClr="FFFFFF"/>
+        <a:srgbClr val="ffffff"/>
       </a:lt1>
       <a:dk2>
-        <a:srgbClr val="1F497D"/>
+        <a:srgbClr val="1f497d"/>
       </a:dk2>
       <a:lt2>
-        <a:srgbClr val="EEECE1"/>
+        <a:srgbClr val="eeece1"/>
       </a:lt2>
       <a:accent1>
-        <a:srgbClr val="4F81BD"/>
+        <a:srgbClr val="4f81bd"/>
       </a:accent1>
       <a:accent2>
-        <a:srgbClr val="C0504D"/>
+        <a:srgbClr val="c0504d"/>
       </a:accent2>
       <a:accent3>
-        <a:srgbClr val="9BBB59"/>
+        <a:srgbClr val="9bbb59"/>
       </a:accent3>
       <a:accent4>
-        <a:srgbClr val="8064A2"/>
+        <a:srgbClr val="8064a2"/>
       </a:accent4>
       <a:accent5>
-        <a:srgbClr val="4BACC6"/>
+        <a:srgbClr val="4bacc6"/>
       </a:accent5>
       <a:accent6>
-        <a:srgbClr val="F79646"/>
+        <a:srgbClr val="f79646"/>
       </a:accent6>
       <a:hlink>
-        <a:srgbClr val="0000FF"/>
+        <a:srgbClr val="0000ff"/>
       </a:hlink>
       <a:folHlink>
         <a:srgbClr val="800080"/>
@@ -3725,252 +3060,144 @@
     </a:clrScheme>
     <a:fontScheme name="Escritório">
       <a:majorFont>
-        <a:latin typeface="Cambria"/>
+        <a:latin typeface="Cambria" pitchFamily="0" charset="1"/>
         <a:ea typeface=""/>
         <a:cs typeface=""/>
-        <a:font script="Jpan" typeface="ＭＳ ゴシック"/>
-        <a:font script="Hang" typeface="맑은 고딕"/>
-        <a:font script="Hans" typeface="宋体"/>
-        <a:font script="Hant" typeface="新細明體"/>
-        <a:font script="Arab" typeface="Times New Roman"/>
-        <a:font script="Hebr" typeface="Times New Roman"/>
-        <a:font script="Thai" typeface="Angsana New"/>
-        <a:font script="Ethi" typeface="Nyala"/>
-        <a:font script="Beng" typeface="Vrinda"/>
-        <a:font script="Gujr" typeface="Shruti"/>
-        <a:font script="Khmr" typeface="MoolBoran"/>
-        <a:font script="Knda" typeface="Tunga"/>
-        <a:font script="Guru" typeface="Raavi"/>
-        <a:font script="Cans" typeface="Euphemia"/>
-        <a:font script="Cher" typeface="Plantagenet Cherokee"/>
-        <a:font script="Yiii" typeface="Microsoft Yi Baiti"/>
-        <a:font script="Tibt" typeface="Microsoft Himalaya"/>
-        <a:font script="Thaa" typeface="MV Boli"/>
-        <a:font script="Deva" typeface="Mangal"/>
-        <a:font script="Telu" typeface="Gautami"/>
-        <a:font script="Taml" typeface="Latha"/>
-        <a:font script="Syrc" typeface="Estrangelo Edessa"/>
-        <a:font script="Orya" typeface="Kalinga"/>
-        <a:font script="Mlym" typeface="Kartika"/>
-        <a:font script="Laoo" typeface="DokChampa"/>
-        <a:font script="Sinh" typeface="Iskoola Pota"/>
-        <a:font script="Mong" typeface="Mongolian Baiti"/>
-        <a:font script="Viet" typeface="Times New Roman"/>
-        <a:font script="Uigh" typeface="Microsoft Uighur"/>
       </a:majorFont>
       <a:minorFont>
-        <a:latin typeface="Calibri"/>
+        <a:latin typeface="Calibri" pitchFamily="0" charset="1"/>
         <a:ea typeface=""/>
         <a:cs typeface=""/>
-        <a:font script="Jpan" typeface="ＭＳ 明朝"/>
-        <a:font script="Hang" typeface="맑은 고딕"/>
-        <a:font script="Hans" typeface="宋体"/>
-        <a:font script="Hant" typeface="新細明體"/>
-        <a:font script="Arab" typeface="Arial"/>
-        <a:font script="Hebr" typeface="Arial"/>
-        <a:font script="Thai" typeface="Cordia New"/>
-        <a:font script="Ethi" typeface="Nyala"/>
-        <a:font script="Beng" typeface="Vrinda"/>
-        <a:font script="Gujr" typeface="Shruti"/>
-        <a:font script="Khmr" typeface="DaunPenh"/>
-        <a:font script="Knda" typeface="Tunga"/>
-        <a:font script="Guru" typeface="Raavi"/>
-        <a:font script="Cans" typeface="Euphemia"/>
-        <a:font script="Cher" typeface="Plantagenet Cherokee"/>
-        <a:font script="Yiii" typeface="Microsoft Yi Baiti"/>
-        <a:font script="Tibt" typeface="Microsoft Himalaya"/>
-        <a:font script="Thaa" typeface="MV Boli"/>
-        <a:font script="Deva" typeface="Mangal"/>
-        <a:font script="Telu" typeface="Gautami"/>
-        <a:font script="Taml" typeface="Latha"/>
-        <a:font script="Syrc" typeface="Estrangelo Edessa"/>
-        <a:font script="Orya" typeface="Kalinga"/>
-        <a:font script="Mlym" typeface="Kartika"/>
-        <a:font script="Laoo" typeface="DokChampa"/>
-        <a:font script="Sinh" typeface="Iskoola Pota"/>
-        <a:font script="Mong" typeface="Mongolian Baiti"/>
-        <a:font script="Viet" typeface="Arial"/>
-        <a:font script="Uigh" typeface="Microsoft Uighur"/>
       </a:minorFont>
     </a:fontScheme>
-    <a:fmtScheme name="Escritório">
+    <a:fmtScheme>
       <a:fillStyleLst>
         <a:solidFill>
           <a:schemeClr val="phClr"/>
         </a:solidFill>
-        <a:gradFill rotWithShape="1">
+        <a:gradFill>
           <a:gsLst>
             <a:gs pos="0">
               <a:schemeClr val="phClr">
                 <a:tint val="50000"/>
-                <a:satMod val="300000"/>
               </a:schemeClr>
             </a:gs>
             <a:gs pos="35000">
               <a:schemeClr val="phClr">
                 <a:tint val="37000"/>
-                <a:satMod val="300000"/>
               </a:schemeClr>
             </a:gs>
             <a:gs pos="100000">
               <a:schemeClr val="phClr">
                 <a:tint val="15000"/>
-                <a:satMod val="350000"/>
               </a:schemeClr>
             </a:gs>
           </a:gsLst>
           <a:lin ang="16200000" scaled="1"/>
+          <a:tileRect l="0" t="0" r="0" b="0"/>
         </a:gradFill>
-        <a:gradFill rotWithShape="1">
+        <a:gradFill>
           <a:gsLst>
             <a:gs pos="0">
               <a:schemeClr val="phClr">
                 <a:shade val="51000"/>
-                <a:satMod val="130000"/>
               </a:schemeClr>
             </a:gs>
             <a:gs pos="80000">
               <a:schemeClr val="phClr">
                 <a:shade val="93000"/>
-                <a:satMod val="130000"/>
               </a:schemeClr>
             </a:gs>
             <a:gs pos="100000">
               <a:schemeClr val="phClr">
                 <a:shade val="94000"/>
-                <a:satMod val="135000"/>
               </a:schemeClr>
             </a:gs>
           </a:gsLst>
           <a:lin ang="16200000" scaled="0"/>
+          <a:tileRect l="0" t="0" r="0" b="0"/>
         </a:gradFill>
       </a:fillStyleLst>
       <a:lnStyleLst>
         <a:ln w="9525" cap="flat" cmpd="sng" algn="ctr">
-          <a:solidFill>
-            <a:schemeClr val="phClr">
-              <a:shade val="95000"/>
-              <a:satMod val="105000"/>
-            </a:schemeClr>
-          </a:solidFill>
           <a:prstDash val="solid"/>
         </a:ln>
         <a:ln w="25400" cap="flat" cmpd="sng" algn="ctr">
-          <a:solidFill>
-            <a:schemeClr val="phClr"/>
-          </a:solidFill>
           <a:prstDash val="solid"/>
         </a:ln>
         <a:ln w="38100" cap="flat" cmpd="sng" algn="ctr">
-          <a:solidFill>
-            <a:schemeClr val="phClr"/>
-          </a:solidFill>
           <a:prstDash val="solid"/>
         </a:ln>
       </a:lnStyleLst>
       <a:effectStyleLst>
         <a:effectStyle>
-          <a:effectLst>
-            <a:outerShdw blurRad="40000" dist="20000" dir="5400000" rotWithShape="0">
-              <a:srgbClr val="000000">
-                <a:alpha val="38000"/>
-              </a:srgbClr>
-            </a:outerShdw>
-          </a:effectLst>
+          <a:effectLst/>
         </a:effectStyle>
         <a:effectStyle>
-          <a:effectLst>
-            <a:outerShdw blurRad="40000" dist="23000" dir="5400000" rotWithShape="0">
-              <a:srgbClr val="000000">
-                <a:alpha val="35000"/>
-              </a:srgbClr>
-            </a:outerShdw>
-          </a:effectLst>
+          <a:effectLst/>
         </a:effectStyle>
         <a:effectStyle>
-          <a:effectLst>
-            <a:outerShdw blurRad="40000" dist="23000" dir="5400000" rotWithShape="0">
-              <a:srgbClr val="000000">
-                <a:alpha val="35000"/>
-              </a:srgbClr>
-            </a:outerShdw>
-          </a:effectLst>
-          <a:scene3d>
-            <a:camera prst="orthographicFront">
-              <a:rot lat="0" lon="0" rev="0"/>
-            </a:camera>
-            <a:lightRig rig="threePt" dir="t">
-              <a:rot lat="0" lon="0" rev="1200000"/>
-            </a:lightRig>
-          </a:scene3d>
-          <a:sp3d>
-            <a:bevelT w="63500" h="25400"/>
-          </a:sp3d>
+          <a:effectLst/>
         </a:effectStyle>
       </a:effectStyleLst>
       <a:bgFillStyleLst>
         <a:solidFill>
           <a:schemeClr val="phClr"/>
         </a:solidFill>
-        <a:gradFill rotWithShape="1">
+        <a:gradFill>
           <a:gsLst>
             <a:gs pos="0">
               <a:schemeClr val="phClr">
                 <a:tint val="40000"/>
-                <a:satMod val="350000"/>
               </a:schemeClr>
             </a:gs>
             <a:gs pos="40000">
               <a:schemeClr val="phClr">
                 <a:tint val="45000"/>
                 <a:shade val="99000"/>
-                <a:satMod val="350000"/>
               </a:schemeClr>
             </a:gs>
             <a:gs pos="100000">
               <a:schemeClr val="phClr">
                 <a:shade val="20000"/>
-                <a:satMod val="255000"/>
               </a:schemeClr>
             </a:gs>
           </a:gsLst>
           <a:path path="circle">
             <a:fillToRect l="50000" t="-80000" r="50000" b="180000"/>
           </a:path>
+          <a:tileRect l="0" t="0" r="0" b="0"/>
         </a:gradFill>
-        <a:gradFill rotWithShape="1">
+        <a:gradFill>
           <a:gsLst>
             <a:gs pos="0">
               <a:schemeClr val="phClr">
                 <a:tint val="80000"/>
-                <a:satMod val="300000"/>
               </a:schemeClr>
             </a:gs>
             <a:gs pos="100000">
               <a:schemeClr val="phClr">
                 <a:shade val="30000"/>
-                <a:satMod val="200000"/>
               </a:schemeClr>
             </a:gs>
           </a:gsLst>
           <a:path path="circle">
             <a:fillToRect l="50000" t="50000" r="50000" b="50000"/>
           </a:path>
+          <a:tileRect l="0" t="0" r="0" b="0"/>
         </a:gradFill>
       </a:bgFillStyleLst>
     </a:fmtScheme>
   </a:themeElements>
-  <a:objectDefaults/>
-  <a:extraClrSchemeLst/>
 </a:theme>
 </file>
 
 <file path=customXml/item1.xml><?xml version="1.0" encoding="utf-8"?>
-<b:Sources xmlns:w="http://schemas.openxmlformats.org/wordprocessingml/2006/main" xmlns:w15="http://schemas.microsoft.com/office/word/2012/wordml" xmlns:r="http://schemas.openxmlformats.org/officeDocument/2006/relationships" xmlns:m="http://schemas.openxmlformats.org/officeDocument/2006/math" xmlns:w14="http://schemas.microsoft.com/office/word/2010/wordml" xmlns:wp="http://schemas.openxmlformats.org/drawingml/2006/wordprocessingDrawing" xmlns:a="http://schemas.openxmlformats.org/drawingml/2006/main" xmlns:wp14="http://schemas.microsoft.com/office/word/2010/wordprocessingDrawing" xmlns:mc="http://schemas.openxmlformats.org/markup-compatibility/2006" xmlns:sl="http://schemas.openxmlformats.org/schemaLibrary/2006/main" xmlns:wne="http://schemas.microsoft.com/office/word/2006/wordml" xmlns:c="http://schemas.openxmlformats.org/drawingml/2006/chart" xmlns:cdr="http://schemas.openxmlformats.org/drawingml/2006/chartDrawing" xmlns:c14="http://schemas.microsoft.com/office/drawing/2007/8/2/chart" xmlns:dgm="http://schemas.openxmlformats.org/drawingml/2006/diagram" xmlns:pic="http://schemas.openxmlformats.org/drawingml/2006/picture" xmlns:xdr="http://schemas.openxmlformats.org/drawingml/2006/spreadsheetDrawing" xmlns:dsp="http://schemas.microsoft.com/office/drawing/2008/diagram" xmlns:xvml="urn:schemas-microsoft-com:office:excel" xmlns:o="urn:schemas-microsoft-com:office:office" xmlns:v="urn:schemas-microsoft-com:vml" xmlns:w10="urn:schemas-microsoft-com:office:word" xmlns:pvml="urn:schemas-microsoft-com:office:powerpoint" xmlns:cppr="http://schemas.microsoft.com/office/2006/coverPageProps" xmlns:odx="http://opendope.org/xpaths" xmlns:odc="http://opendope.org/conditions" xmlns:odq="http://opendope.org/questions" xmlns:oda="http://opendope.org/answers" xmlns:odi="http://opendope.org/components" xmlns:odgm="http://opendope.org/SmartArt/DataHierarchy" xmlns:b="http://schemas.openxmlformats.org/officeDocument/2006/bibliography" xmlns:w16se="http://schemas.microsoft.com/office/word/2015/wordml/symex" xmlns:w16cid="http://schemas.microsoft.com/office/word/2016/wordml/cid" xmlns:wetp="http://schemas.microsoft.com/office/webextensions/taskpanes/2010/11" xmlns:we="http://schemas.microsoft.com/office/webextensions/webextension/2010/11" xmlns:comp="http://schemas.openxmlformats.org/drawingml/2006/compatibility" xmlns:lc="http://schemas.openxmlformats.org/drawingml/2006/lockedCanvas" SelectedStyle="\APA.XSL" StyleName="APA"/>
+<b:Sources xmlns:w="http://schemas.openxmlformats.org/wordprocessingml/2006/main" xmlns:r="http://schemas.openxmlformats.org/officeDocument/2006/relationships" xmlns:w14="http://schemas.microsoft.com/office/word/2010/wordml" xmlns:wp="http://schemas.openxmlformats.org/drawingml/2006/wordprocessingDrawing" xmlns:a="http://schemas.openxmlformats.org/drawingml/2006/main" xmlns:wp14="http://schemas.microsoft.com/office/word/2010/wordprocessingDrawing" xmlns:m="http://schemas.openxmlformats.org/officeDocument/2006/math" xmlns:w15="http://schemas.microsoft.com/office/word/2012/wordml" xmlns:mc="http://schemas.openxmlformats.org/markup-compatibility/2006" xmlns:a14="http://schemas.microsoft.com/office/drawing/2010/main" xmlns:sl="http://schemas.openxmlformats.org/schemaLibrary/2006/main" xmlns:wne="http://schemas.microsoft.com/office/word/2006/wordml" xmlns:c="http://schemas.openxmlformats.org/drawingml/2006/chart" xmlns:cdr="http://schemas.openxmlformats.org/drawingml/2006/chartDrawing" xmlns:c14="http://schemas.microsoft.com/office/drawing/2007/8/2/chart" xmlns:dgm="http://schemas.openxmlformats.org/drawingml/2006/diagram" xmlns:pic="http://schemas.openxmlformats.org/drawingml/2006/picture" xmlns:xdr="http://schemas.openxmlformats.org/drawingml/2006/spreadsheetDrawing" xmlns:dsp="http://schemas.microsoft.com/office/drawing/2008/diagram" xmlns:xvml="urn:schemas-microsoft-com:office:excel" xmlns:o="urn:schemas-microsoft-com:office:office" xmlns:v="urn:schemas-microsoft-com:vml" xmlns:w10="urn:schemas-microsoft-com:office:word" xmlns:pvml="urn:schemas-microsoft-com:office:powerpoint" xmlns:cppr="http://schemas.microsoft.com/office/2006/coverPageProps" xmlns:odx="http://opendope.org/xpaths" xmlns:odc="http://opendope.org/conditions" xmlns:odq="http://opendope.org/questions" xmlns:oda="http://opendope.org/answers" xmlns:odi="http://opendope.org/components" xmlns:odgm="http://opendope.org/SmartArt/DataHierarchy" xmlns:b="http://schemas.openxmlformats.org/officeDocument/2006/bibliography" xmlns:msink="http://schemas.microsoft.com/ink/2010/main" xmlns:cdr14="http://schemas.microsoft.com/office/drawing/2010/chartDrawing" xmlns:c15="http://schemas.microsoft.com/office/drawing/2012/chart" xmlns:cs="http://schemas.microsoft.com/office/drawing/2012/chartStyle" xmlns:ns38="http://www.w3.org/1998/Math/MathML" xmlns:ns39="http://www.w3.org/2003/InkML" xmlns:a13cmd="http://schemas.microsoft.com/office/drawing/2013/main/command" xmlns:cx="http://schemas.microsoft.com/office/drawing/2014/chartex" xmlns:c16="http://schemas.microsoft.com/office/drawing/2014/chart" xmlns:dgm1611="http://schemas.microsoft.com/office/drawing/2016/11/diagram" xmlns:c173="http://schemas.microsoft.com/office/drawing/2017/03/chart" xmlns:am3d="http://schemas.microsoft.com/office/drawing/2017/model3d" xmlns:an18="http://schemas.microsoft.com/office/drawing/2018/animation" xmlns:anam3d="http://schemas.microsoft.com/office/drawing/2018/animation/model3d" xmlns:iact="http://schemas.microsoft.com/office/powerpoint/2014/inkAction" xmlns:thm15="http://schemas.microsoft.com/office/thememl/2012/main" xmlns:wps="http://schemas.microsoft.com/office/word/2010/wordprocessingShape" xmlns:wpc="http://schemas.microsoft.com/office/word/2010/wordprocessingCanvas" xmlns:wpg="http://schemas.microsoft.com/office/word/2010/wordprocessingGroup" xmlns:w16se="http://schemas.microsoft.com/office/word/2015/wordml/symex" xmlns:w16cid="http://schemas.microsoft.com/office/word/2016/wordml/cid" xmlns:wetp="http://schemas.microsoft.com/office/webextensions/taskpanes/2010/11" xmlns:we="http://schemas.microsoft.com/office/webextensions/webextension/2010/11" xmlns:comp="http://schemas.openxmlformats.org/drawingml/2006/compatibility" xmlns:lc="http://schemas.openxmlformats.org/drawingml/2006/lockedCanvas" xmlns:dgm14="http://schemas.microsoft.com/office/drawing/2010/diagram" xmlns:a15="http://schemas.microsoft.com/office/drawing/2012/main" xmlns:pic14="http://schemas.microsoft.com/office/drawing/2010/picture" xmlns:c16ac="http://schemas.microsoft.com/office/drawing/2014/chart/ac" xmlns:a16="http://schemas.microsoft.com/office/drawing/2014/main" xmlns:a1611="http://schemas.microsoft.com/office/drawing/2016/11/main" xmlns:dgm1612="http://schemas.microsoft.com/office/drawing/2016/12/diagram" xmlns:a16svg="http://schemas.microsoft.com/office/drawing/2016/SVG/main" xmlns:adec="http://schemas.microsoft.com/office/drawing/2017/decorative" xmlns:a18hc="http://schemas.microsoft.com/office/drawing/2018/hyperlinkcolor" xmlns:wp15="http://schemas.microsoft.com/office/word/2012/wordprocessingDrawing" SelectedStyle="\APA.XSL" StyleName="APA"/>
 </file>
 
 <file path=customXml/itemProps1.xml><?xml version="1.0" encoding="utf-8"?>
-<ds:datastoreItem xmlns:ds="http://schemas.openxmlformats.org/officeDocument/2006/customXml" ds:itemID="{86059012-1782-441E-8FE2-438CED7A76B5}">
+<ds:datastoreItem xmlns:ds="http://schemas.openxmlformats.org/officeDocument/2006/customXml" ds:itemID="{BF087F95-8702-4ECB-BE7A-69FF2CD09AC1}">
   <ds:schemaRefs>
     <ds:schemaRef ds:uri="http://schemas.openxmlformats.org/officeDocument/2006/bibliography"/>
   </ds:schemaRefs>
